--- a/WebContent/docx/HER2基因扩增检测报告-武汉平安好医.docx
+++ b/WebContent/docx/HER2基因扩增检测报告-武汉平安好医.docx
@@ -2594,13 +2594,13 @@
           </w14:shadow>
         </w:rPr>
       </w:pPr>
-      <w:bookmarkStart w:id="0" w:name="_Toc13806"/>
-      <w:bookmarkStart w:id="1" w:name="_Toc27500"/>
+      <w:bookmarkStart w:id="0" w:name="_Toc24178_WPSOffice_Level1"/>
+      <w:bookmarkStart w:id="1" w:name="_Toc13806"/>
       <w:bookmarkStart w:id="2" w:name="_Toc24397"/>
-      <w:bookmarkStart w:id="3" w:name="_Toc21009_WPSOffice_Level1"/>
-      <w:bookmarkStart w:id="4" w:name="_Toc24178_WPSOffice_Level1"/>
-      <w:bookmarkStart w:id="5" w:name="_Toc30143_WPSOffice_Level1"/>
-      <w:bookmarkStart w:id="6" w:name="_Toc21669"/>
+      <w:bookmarkStart w:id="3" w:name="_Toc21669"/>
+      <w:bookmarkStart w:id="4" w:name="_Toc27500"/>
+      <w:bookmarkStart w:id="5" w:name="_Toc21009_WPSOffice_Level1"/>
+      <w:bookmarkStart w:id="6" w:name="_Toc30143_WPSOffice_Level1"/>
       <w:bookmarkStart w:id="7" w:name="_Toc32054"/>
     </w:p>
     <w:p>
@@ -2662,6 +2662,22 @@
         <w:gridCol w:w="3316"/>
       </w:tblGrid>
       <w:tr>
+        <w:tblPrEx>
+          <w:tblBorders>
+            <w:top w:val="single" w:color="5A9D46" w:sz="24" w:space="0"/>
+            <w:left w:val="none" w:color="auto" w:sz="0" w:space="0"/>
+            <w:bottom w:val="single" w:color="A4A4A4" w:sz="4" w:space="0"/>
+            <w:right w:val="none" w:color="auto" w:sz="0" w:space="0"/>
+            <w:insideH w:val="single" w:color="A4A4A4" w:sz="4" w:space="0"/>
+            <w:insideV w:val="single" w:color="A4A4A4" w:sz="4" w:space="0"/>
+          </w:tblBorders>
+          <w:tblCellMar>
+            <w:top w:w="0" w:type="dxa"/>
+            <w:left w:w="108" w:type="dxa"/>
+            <w:bottom w:w="0" w:type="dxa"/>
+            <w:right w:w="108" w:type="dxa"/>
+          </w:tblCellMar>
+        </w:tblPrEx>
         <w:trPr>
           <w:trHeight w:val="397" w:hRule="atLeast"/>
           <w:jc w:val="center"/>
@@ -2851,6 +2867,22 @@
         </w:tc>
       </w:tr>
       <w:tr>
+        <w:tblPrEx>
+          <w:tblBorders>
+            <w:top w:val="single" w:color="5A9D46" w:sz="24" w:space="0"/>
+            <w:left w:val="none" w:color="auto" w:sz="0" w:space="0"/>
+            <w:bottom w:val="single" w:color="A4A4A4" w:sz="4" w:space="0"/>
+            <w:right w:val="none" w:color="auto" w:sz="0" w:space="0"/>
+            <w:insideH w:val="single" w:color="A4A4A4" w:sz="4" w:space="0"/>
+            <w:insideV w:val="single" w:color="A4A4A4" w:sz="4" w:space="0"/>
+          </w:tblBorders>
+          <w:tblCellMar>
+            <w:top w:w="0" w:type="dxa"/>
+            <w:left w:w="108" w:type="dxa"/>
+            <w:bottom w:w="0" w:type="dxa"/>
+            <w:right w:w="108" w:type="dxa"/>
+          </w:tblCellMar>
+        </w:tblPrEx>
         <w:trPr>
           <w:trHeight w:val="397" w:hRule="atLeast"/>
           <w:jc w:val="center"/>
@@ -3034,6 +3066,22 @@
         </w:tc>
       </w:tr>
       <w:tr>
+        <w:tblPrEx>
+          <w:tblBorders>
+            <w:top w:val="single" w:color="5A9D46" w:sz="24" w:space="0"/>
+            <w:left w:val="none" w:color="auto" w:sz="0" w:space="0"/>
+            <w:bottom w:val="single" w:color="A4A4A4" w:sz="4" w:space="0"/>
+            <w:right w:val="none" w:color="auto" w:sz="0" w:space="0"/>
+            <w:insideH w:val="single" w:color="A4A4A4" w:sz="4" w:space="0"/>
+            <w:insideV w:val="single" w:color="A4A4A4" w:sz="4" w:space="0"/>
+          </w:tblBorders>
+          <w:tblCellMar>
+            <w:top w:w="0" w:type="dxa"/>
+            <w:left w:w="108" w:type="dxa"/>
+            <w:bottom w:w="0" w:type="dxa"/>
+            <w:right w:w="108" w:type="dxa"/>
+          </w:tblCellMar>
+        </w:tblPrEx>
         <w:trPr>
           <w:trHeight w:val="397" w:hRule="atLeast"/>
           <w:jc w:val="center"/>
@@ -3217,6 +3265,22 @@
         </w:tc>
       </w:tr>
       <w:tr>
+        <w:tblPrEx>
+          <w:tblBorders>
+            <w:top w:val="single" w:color="5A9D46" w:sz="24" w:space="0"/>
+            <w:left w:val="none" w:color="auto" w:sz="0" w:space="0"/>
+            <w:bottom w:val="single" w:color="A4A4A4" w:sz="4" w:space="0"/>
+            <w:right w:val="none" w:color="auto" w:sz="0" w:space="0"/>
+            <w:insideH w:val="single" w:color="A4A4A4" w:sz="4" w:space="0"/>
+            <w:insideV w:val="single" w:color="A4A4A4" w:sz="4" w:space="0"/>
+          </w:tblBorders>
+          <w:tblCellMar>
+            <w:top w:w="0" w:type="dxa"/>
+            <w:left w:w="108" w:type="dxa"/>
+            <w:bottom w:w="0" w:type="dxa"/>
+            <w:right w:w="108" w:type="dxa"/>
+          </w:tblCellMar>
+        </w:tblPrEx>
         <w:trPr>
           <w:trHeight w:val="397" w:hRule="atLeast"/>
           <w:jc w:val="center"/>
@@ -3400,6 +3464,22 @@
         </w:tc>
       </w:tr>
       <w:tr>
+        <w:tblPrEx>
+          <w:tblBorders>
+            <w:top w:val="single" w:color="5A9D46" w:sz="24" w:space="0"/>
+            <w:left w:val="none" w:color="auto" w:sz="0" w:space="0"/>
+            <w:bottom w:val="single" w:color="A4A4A4" w:sz="4" w:space="0"/>
+            <w:right w:val="none" w:color="auto" w:sz="0" w:space="0"/>
+            <w:insideH w:val="single" w:color="A4A4A4" w:sz="4" w:space="0"/>
+            <w:insideV w:val="single" w:color="A4A4A4" w:sz="4" w:space="0"/>
+          </w:tblBorders>
+          <w:tblCellMar>
+            <w:top w:w="0" w:type="dxa"/>
+            <w:left w:w="108" w:type="dxa"/>
+            <w:bottom w:w="0" w:type="dxa"/>
+            <w:right w:w="108" w:type="dxa"/>
+          </w:tblCellMar>
+        </w:tblPrEx>
         <w:trPr>
           <w:trHeight w:val="397" w:hRule="atLeast"/>
           <w:jc w:val="center"/>
@@ -3718,6 +3798,22 @@
         <w:gridCol w:w="6639"/>
       </w:tblGrid>
       <w:tr>
+        <w:tblPrEx>
+          <w:tblBorders>
+            <w:top w:val="single" w:color="5A9D46" w:sz="24" w:space="0"/>
+            <w:left w:val="none" w:color="auto" w:sz="0" w:space="0"/>
+            <w:bottom w:val="single" w:color="A4A4A4" w:sz="4" w:space="0"/>
+            <w:right w:val="none" w:color="auto" w:sz="0" w:space="0"/>
+            <w:insideH w:val="single" w:color="A4A4A4" w:sz="4" w:space="0"/>
+            <w:insideV w:val="single" w:color="A4A4A4" w:sz="4" w:space="0"/>
+          </w:tblBorders>
+          <w:tblCellMar>
+            <w:top w:w="0" w:type="dxa"/>
+            <w:left w:w="108" w:type="dxa"/>
+            <w:bottom w:w="0" w:type="dxa"/>
+            <w:right w:w="108" w:type="dxa"/>
+          </w:tblCellMar>
+        </w:tblPrEx>
         <w:trPr>
           <w:trHeight w:val="632" w:hRule="atLeast"/>
           <w:jc w:val="center"/>
@@ -3797,6 +3893,22 @@
         </w:tc>
       </w:tr>
       <w:tr>
+        <w:tblPrEx>
+          <w:tblBorders>
+            <w:top w:val="single" w:color="5A9D46" w:sz="24" w:space="0"/>
+            <w:left w:val="none" w:color="auto" w:sz="0" w:space="0"/>
+            <w:bottom w:val="single" w:color="A4A4A4" w:sz="4" w:space="0"/>
+            <w:right w:val="none" w:color="auto" w:sz="0" w:space="0"/>
+            <w:insideH w:val="single" w:color="A4A4A4" w:sz="4" w:space="0"/>
+            <w:insideV w:val="single" w:color="A4A4A4" w:sz="4" w:space="0"/>
+          </w:tblBorders>
+          <w:tblCellMar>
+            <w:top w:w="0" w:type="dxa"/>
+            <w:left w:w="108" w:type="dxa"/>
+            <w:bottom w:w="0" w:type="dxa"/>
+            <w:right w:w="108" w:type="dxa"/>
+          </w:tblCellMar>
+        </w:tblPrEx>
         <w:trPr>
           <w:trHeight w:val="567" w:hRule="atLeast"/>
           <w:jc w:val="center"/>
@@ -3872,6 +3984,22 @@
         </w:tc>
       </w:tr>
       <w:tr>
+        <w:tblPrEx>
+          <w:tblBorders>
+            <w:top w:val="single" w:color="5A9D46" w:sz="24" w:space="0"/>
+            <w:left w:val="none" w:color="auto" w:sz="0" w:space="0"/>
+            <w:bottom w:val="single" w:color="A4A4A4" w:sz="4" w:space="0"/>
+            <w:right w:val="none" w:color="auto" w:sz="0" w:space="0"/>
+            <w:insideH w:val="single" w:color="A4A4A4" w:sz="4" w:space="0"/>
+            <w:insideV w:val="single" w:color="A4A4A4" w:sz="4" w:space="0"/>
+          </w:tblBorders>
+          <w:tblCellMar>
+            <w:top w:w="0" w:type="dxa"/>
+            <w:left w:w="108" w:type="dxa"/>
+            <w:bottom w:w="0" w:type="dxa"/>
+            <w:right w:w="108" w:type="dxa"/>
+          </w:tblCellMar>
+        </w:tblPrEx>
         <w:trPr>
           <w:trHeight w:val="567" w:hRule="atLeast"/>
           <w:jc w:val="center"/>
@@ -3988,6 +4116,22 @@
         </w:tc>
       </w:tr>
       <w:tr>
+        <w:tblPrEx>
+          <w:tblBorders>
+            <w:top w:val="single" w:color="5A9D46" w:sz="24" w:space="0"/>
+            <w:left w:val="none" w:color="auto" w:sz="0" w:space="0"/>
+            <w:bottom w:val="single" w:color="A4A4A4" w:sz="4" w:space="0"/>
+            <w:right w:val="none" w:color="auto" w:sz="0" w:space="0"/>
+            <w:insideH w:val="single" w:color="A4A4A4" w:sz="4" w:space="0"/>
+            <w:insideV w:val="single" w:color="A4A4A4" w:sz="4" w:space="0"/>
+          </w:tblBorders>
+          <w:tblCellMar>
+            <w:top w:w="0" w:type="dxa"/>
+            <w:left w:w="108" w:type="dxa"/>
+            <w:bottom w:w="0" w:type="dxa"/>
+            <w:right w:w="108" w:type="dxa"/>
+          </w:tblCellMar>
+        </w:tblPrEx>
         <w:trPr>
           <w:trHeight w:val="567" w:hRule="atLeast"/>
           <w:jc w:val="center"/>
@@ -4064,6 +4208,22 @@
         </w:tc>
       </w:tr>
       <w:tr>
+        <w:tblPrEx>
+          <w:tblBorders>
+            <w:top w:val="single" w:color="5A9D46" w:sz="24" w:space="0"/>
+            <w:left w:val="none" w:color="auto" w:sz="0" w:space="0"/>
+            <w:bottom w:val="single" w:color="A4A4A4" w:sz="4" w:space="0"/>
+            <w:right w:val="none" w:color="auto" w:sz="0" w:space="0"/>
+            <w:insideH w:val="single" w:color="A4A4A4" w:sz="4" w:space="0"/>
+            <w:insideV w:val="single" w:color="A4A4A4" w:sz="4" w:space="0"/>
+          </w:tblBorders>
+          <w:tblCellMar>
+            <w:top w:w="0" w:type="dxa"/>
+            <w:left w:w="108" w:type="dxa"/>
+            <w:bottom w:w="0" w:type="dxa"/>
+            <w:right w:w="108" w:type="dxa"/>
+          </w:tblCellMar>
+        </w:tblPrEx>
         <w:trPr>
           <w:trHeight w:val="567" w:hRule="atLeast"/>
           <w:jc w:val="center"/>
@@ -4231,6 +4391,22 @@
         <w:gridCol w:w="4940"/>
       </w:tblGrid>
       <w:tr>
+        <w:tblPrEx>
+          <w:tblBorders>
+            <w:top w:val="none" w:color="auto" w:sz="0" w:space="0"/>
+            <w:left w:val="none" w:color="auto" w:sz="0" w:space="0"/>
+            <w:bottom w:val="none" w:color="auto" w:sz="0" w:space="0"/>
+            <w:right w:val="none" w:color="auto" w:sz="0" w:space="0"/>
+            <w:insideH w:val="none" w:color="auto" w:sz="0" w:space="0"/>
+            <w:insideV w:val="none" w:color="auto" w:sz="0" w:space="0"/>
+          </w:tblBorders>
+          <w:tblCellMar>
+            <w:top w:w="0" w:type="dxa"/>
+            <w:left w:w="108" w:type="dxa"/>
+            <w:bottom w:w="0" w:type="dxa"/>
+            <w:right w:w="108" w:type="dxa"/>
+          </w:tblCellMar>
+        </w:tblPrEx>
         <w:trPr>
           <w:trHeight w:val="498" w:hRule="atLeast"/>
           <w:jc w:val="center"/>
@@ -4289,6 +4465,22 @@
         </w:tc>
       </w:tr>
       <w:tr>
+        <w:tblPrEx>
+          <w:tblBorders>
+            <w:top w:val="none" w:color="auto" w:sz="0" w:space="0"/>
+            <w:left w:val="none" w:color="auto" w:sz="0" w:space="0"/>
+            <w:bottom w:val="none" w:color="auto" w:sz="0" w:space="0"/>
+            <w:right w:val="none" w:color="auto" w:sz="0" w:space="0"/>
+            <w:insideH w:val="none" w:color="auto" w:sz="0" w:space="0"/>
+            <w:insideV w:val="none" w:color="auto" w:sz="0" w:space="0"/>
+          </w:tblBorders>
+          <w:tblCellMar>
+            <w:top w:w="0" w:type="dxa"/>
+            <w:left w:w="108" w:type="dxa"/>
+            <w:bottom w:w="0" w:type="dxa"/>
+            <w:right w:w="108" w:type="dxa"/>
+          </w:tblCellMar>
+        </w:tblPrEx>
         <w:trPr>
           <w:trHeight w:val="3264" w:hRule="atLeast"/>
           <w:jc w:val="center"/>
@@ -4610,6 +4802,22 @@
         <w:gridCol w:w="2593"/>
       </w:tblGrid>
       <w:tr>
+        <w:tblPrEx>
+          <w:tblBorders>
+            <w:top w:val="single" w:color="5A9D46" w:sz="24" w:space="0"/>
+            <w:left w:val="none" w:color="auto" w:sz="0" w:space="0"/>
+            <w:bottom w:val="single" w:color="A4A4A4" w:sz="4" w:space="0"/>
+            <w:right w:val="none" w:color="auto" w:sz="0" w:space="0"/>
+            <w:insideH w:val="single" w:color="A4A4A4" w:sz="4" w:space="0"/>
+            <w:insideV w:val="single" w:color="A4A4A4" w:sz="4" w:space="0"/>
+          </w:tblBorders>
+          <w:tblCellMar>
+            <w:top w:w="0" w:type="dxa"/>
+            <w:left w:w="108" w:type="dxa"/>
+            <w:bottom w:w="0" w:type="dxa"/>
+            <w:right w:w="108" w:type="dxa"/>
+          </w:tblCellMar>
+        </w:tblPrEx>
         <w:trPr>
           <w:trHeight w:val="712" w:hRule="atLeast"/>
           <w:jc w:val="center"/>
@@ -4801,6 +5009,22 @@
         </w:tc>
       </w:tr>
       <w:tr>
+        <w:tblPrEx>
+          <w:tblBorders>
+            <w:top w:val="single" w:color="5A9D46" w:sz="24" w:space="0"/>
+            <w:left w:val="none" w:color="auto" w:sz="0" w:space="0"/>
+            <w:bottom w:val="single" w:color="A4A4A4" w:sz="4" w:space="0"/>
+            <w:right w:val="none" w:color="auto" w:sz="0" w:space="0"/>
+            <w:insideH w:val="single" w:color="A4A4A4" w:sz="4" w:space="0"/>
+            <w:insideV w:val="single" w:color="A4A4A4" w:sz="4" w:space="0"/>
+          </w:tblBorders>
+          <w:tblCellMar>
+            <w:top w:w="0" w:type="dxa"/>
+            <w:left w:w="108" w:type="dxa"/>
+            <w:bottom w:w="0" w:type="dxa"/>
+            <w:right w:w="108" w:type="dxa"/>
+          </w:tblCellMar>
+        </w:tblPrEx>
         <w:trPr>
           <w:trHeight w:val="477" w:hRule="atLeast"/>
           <w:jc w:val="center"/>
@@ -4884,6 +5108,22 @@
         </w:tc>
       </w:tr>
       <w:tr>
+        <w:tblPrEx>
+          <w:tblBorders>
+            <w:top w:val="single" w:color="5A9D46" w:sz="24" w:space="0"/>
+            <w:left w:val="none" w:color="auto" w:sz="0" w:space="0"/>
+            <w:bottom w:val="single" w:color="A4A4A4" w:sz="4" w:space="0"/>
+            <w:right w:val="none" w:color="auto" w:sz="0" w:space="0"/>
+            <w:insideH w:val="single" w:color="A4A4A4" w:sz="4" w:space="0"/>
+            <w:insideV w:val="single" w:color="A4A4A4" w:sz="4" w:space="0"/>
+          </w:tblBorders>
+          <w:tblCellMar>
+            <w:top w:w="0" w:type="dxa"/>
+            <w:left w:w="108" w:type="dxa"/>
+            <w:bottom w:w="0" w:type="dxa"/>
+            <w:right w:w="108" w:type="dxa"/>
+          </w:tblCellMar>
+        </w:tblPrEx>
         <w:trPr>
           <w:trHeight w:val="619" w:hRule="atLeast"/>
           <w:jc w:val="center"/>
@@ -5158,6 +5398,22 @@
         </w:tc>
       </w:tr>
       <w:tr>
+        <w:tblPrEx>
+          <w:tblBorders>
+            <w:top w:val="single" w:color="5A9D46" w:sz="24" w:space="0"/>
+            <w:left w:val="none" w:color="auto" w:sz="0" w:space="0"/>
+            <w:bottom w:val="single" w:color="A4A4A4" w:sz="4" w:space="0"/>
+            <w:right w:val="none" w:color="auto" w:sz="0" w:space="0"/>
+            <w:insideH w:val="single" w:color="A4A4A4" w:sz="4" w:space="0"/>
+            <w:insideV w:val="single" w:color="A4A4A4" w:sz="4" w:space="0"/>
+          </w:tblBorders>
+          <w:tblCellMar>
+            <w:top w:w="0" w:type="dxa"/>
+            <w:left w:w="108" w:type="dxa"/>
+            <w:bottom w:w="0" w:type="dxa"/>
+            <w:right w:w="108" w:type="dxa"/>
+          </w:tblCellMar>
+        </w:tblPrEx>
         <w:trPr>
           <w:trHeight w:val="619" w:hRule="atLeast"/>
           <w:jc w:val="center"/>
@@ -5297,6 +5553,22 @@
         </w:tc>
       </w:tr>
       <w:tr>
+        <w:tblPrEx>
+          <w:tblBorders>
+            <w:top w:val="single" w:color="5A9D46" w:sz="24" w:space="0"/>
+            <w:left w:val="none" w:color="auto" w:sz="0" w:space="0"/>
+            <w:bottom w:val="single" w:color="A4A4A4" w:sz="4" w:space="0"/>
+            <w:right w:val="none" w:color="auto" w:sz="0" w:space="0"/>
+            <w:insideH w:val="single" w:color="A4A4A4" w:sz="4" w:space="0"/>
+            <w:insideV w:val="single" w:color="A4A4A4" w:sz="4" w:space="0"/>
+          </w:tblBorders>
+          <w:tblCellMar>
+            <w:top w:w="0" w:type="dxa"/>
+            <w:left w:w="108" w:type="dxa"/>
+            <w:bottom w:w="0" w:type="dxa"/>
+            <w:right w:w="108" w:type="dxa"/>
+          </w:tblCellMar>
+        </w:tblPrEx>
         <w:trPr>
           <w:trHeight w:val="477" w:hRule="atLeast"/>
           <w:jc w:val="center"/>
@@ -5340,6 +5612,22 @@
         </w:tc>
       </w:tr>
       <w:tr>
+        <w:tblPrEx>
+          <w:tblBorders>
+            <w:top w:val="single" w:color="5A9D46" w:sz="24" w:space="0"/>
+            <w:left w:val="none" w:color="auto" w:sz="0" w:space="0"/>
+            <w:bottom w:val="single" w:color="A4A4A4" w:sz="4" w:space="0"/>
+            <w:right w:val="none" w:color="auto" w:sz="0" w:space="0"/>
+            <w:insideH w:val="single" w:color="A4A4A4" w:sz="4" w:space="0"/>
+            <w:insideV w:val="single" w:color="A4A4A4" w:sz="4" w:space="0"/>
+          </w:tblBorders>
+          <w:tblCellMar>
+            <w:top w:w="0" w:type="dxa"/>
+            <w:left w:w="108" w:type="dxa"/>
+            <w:bottom w:w="0" w:type="dxa"/>
+            <w:right w:w="108" w:type="dxa"/>
+          </w:tblCellMar>
+        </w:tblPrEx>
         <w:trPr>
           <w:trHeight w:val="477" w:hRule="atLeast"/>
           <w:jc w:val="center"/>
@@ -5613,6 +5901,22 @@
         </w:tc>
       </w:tr>
       <w:tr>
+        <w:tblPrEx>
+          <w:tblBorders>
+            <w:top w:val="single" w:color="5A9D46" w:sz="24" w:space="0"/>
+            <w:left w:val="none" w:color="auto" w:sz="0" w:space="0"/>
+            <w:bottom w:val="single" w:color="A4A4A4" w:sz="4" w:space="0"/>
+            <w:right w:val="none" w:color="auto" w:sz="0" w:space="0"/>
+            <w:insideH w:val="single" w:color="A4A4A4" w:sz="4" w:space="0"/>
+            <w:insideV w:val="single" w:color="A4A4A4" w:sz="4" w:space="0"/>
+          </w:tblBorders>
+          <w:tblCellMar>
+            <w:top w:w="0" w:type="dxa"/>
+            <w:left w:w="108" w:type="dxa"/>
+            <w:bottom w:w="0" w:type="dxa"/>
+            <w:right w:w="108" w:type="dxa"/>
+          </w:tblCellMar>
+        </w:tblPrEx>
         <w:trPr>
           <w:trHeight w:val="477" w:hRule="atLeast"/>
           <w:jc w:val="center"/>
@@ -5779,6 +6083,22 @@
         </w:tc>
       </w:tr>
       <w:tr>
+        <w:tblPrEx>
+          <w:tblBorders>
+            <w:top w:val="single" w:color="5A9D46" w:sz="24" w:space="0"/>
+            <w:left w:val="none" w:color="auto" w:sz="0" w:space="0"/>
+            <w:bottom w:val="single" w:color="A4A4A4" w:sz="4" w:space="0"/>
+            <w:right w:val="none" w:color="auto" w:sz="0" w:space="0"/>
+            <w:insideH w:val="single" w:color="A4A4A4" w:sz="4" w:space="0"/>
+            <w:insideV w:val="single" w:color="A4A4A4" w:sz="4" w:space="0"/>
+          </w:tblBorders>
+          <w:tblCellMar>
+            <w:top w:w="0" w:type="dxa"/>
+            <w:left w:w="108" w:type="dxa"/>
+            <w:bottom w:w="0" w:type="dxa"/>
+            <w:right w:w="108" w:type="dxa"/>
+          </w:tblCellMar>
+        </w:tblPrEx>
         <w:trPr>
           <w:trHeight w:val="477" w:hRule="atLeast"/>
           <w:jc w:val="center"/>
@@ -5945,6 +6265,22 @@
         </w:tc>
       </w:tr>
       <w:tr>
+        <w:tblPrEx>
+          <w:tblBorders>
+            <w:top w:val="single" w:color="5A9D46" w:sz="24" w:space="0"/>
+            <w:left w:val="none" w:color="auto" w:sz="0" w:space="0"/>
+            <w:bottom w:val="single" w:color="A4A4A4" w:sz="4" w:space="0"/>
+            <w:right w:val="none" w:color="auto" w:sz="0" w:space="0"/>
+            <w:insideH w:val="single" w:color="A4A4A4" w:sz="4" w:space="0"/>
+            <w:insideV w:val="single" w:color="A4A4A4" w:sz="4" w:space="0"/>
+          </w:tblBorders>
+          <w:tblCellMar>
+            <w:top w:w="0" w:type="dxa"/>
+            <w:left w:w="108" w:type="dxa"/>
+            <w:bottom w:w="0" w:type="dxa"/>
+            <w:right w:w="108" w:type="dxa"/>
+          </w:tblCellMar>
+        </w:tblPrEx>
         <w:trPr>
           <w:trHeight w:val="477" w:hRule="atLeast"/>
           <w:jc w:val="center"/>
@@ -5984,6 +6320,22 @@
         </w:tc>
       </w:tr>
       <w:tr>
+        <w:tblPrEx>
+          <w:tblBorders>
+            <w:top w:val="single" w:color="5A9D46" w:sz="24" w:space="0"/>
+            <w:left w:val="none" w:color="auto" w:sz="0" w:space="0"/>
+            <w:bottom w:val="single" w:color="A4A4A4" w:sz="4" w:space="0"/>
+            <w:right w:val="none" w:color="auto" w:sz="0" w:space="0"/>
+            <w:insideH w:val="single" w:color="A4A4A4" w:sz="4" w:space="0"/>
+            <w:insideV w:val="single" w:color="A4A4A4" w:sz="4" w:space="0"/>
+          </w:tblBorders>
+          <w:tblCellMar>
+            <w:top w:w="0" w:type="dxa"/>
+            <w:left w:w="108" w:type="dxa"/>
+            <w:bottom w:w="0" w:type="dxa"/>
+            <w:right w:w="108" w:type="dxa"/>
+          </w:tblCellMar>
+        </w:tblPrEx>
         <w:trPr>
           <w:trHeight w:val="520" w:hRule="atLeast"/>
           <w:jc w:val="center"/>
@@ -6039,6 +6391,22 @@
         </w:tc>
       </w:tr>
       <w:tr>
+        <w:tblPrEx>
+          <w:tblBorders>
+            <w:top w:val="single" w:color="5A9D46" w:sz="24" w:space="0"/>
+            <w:left w:val="none" w:color="auto" w:sz="0" w:space="0"/>
+            <w:bottom w:val="single" w:color="A4A4A4" w:sz="4" w:space="0"/>
+            <w:right w:val="none" w:color="auto" w:sz="0" w:space="0"/>
+            <w:insideH w:val="single" w:color="A4A4A4" w:sz="4" w:space="0"/>
+            <w:insideV w:val="single" w:color="A4A4A4" w:sz="4" w:space="0"/>
+          </w:tblBorders>
+          <w:tblCellMar>
+            <w:top w:w="0" w:type="dxa"/>
+            <w:left w:w="108" w:type="dxa"/>
+            <w:bottom w:w="0" w:type="dxa"/>
+            <w:right w:w="108" w:type="dxa"/>
+          </w:tblCellMar>
+        </w:tblPrEx>
         <w:trPr>
           <w:trHeight w:val="4260" w:hRule="atLeast"/>
           <w:jc w:val="center"/>
@@ -6225,6 +6593,22 @@
         </w:tc>
       </w:tr>
       <w:tr>
+        <w:tblPrEx>
+          <w:tblBorders>
+            <w:top w:val="single" w:color="5A9D46" w:sz="24" w:space="0"/>
+            <w:left w:val="none" w:color="auto" w:sz="0" w:space="0"/>
+            <w:bottom w:val="single" w:color="A4A4A4" w:sz="4" w:space="0"/>
+            <w:right w:val="none" w:color="auto" w:sz="0" w:space="0"/>
+            <w:insideH w:val="single" w:color="A4A4A4" w:sz="4" w:space="0"/>
+            <w:insideV w:val="single" w:color="A4A4A4" w:sz="4" w:space="0"/>
+          </w:tblBorders>
+          <w:tblCellMar>
+            <w:top w:w="0" w:type="dxa"/>
+            <w:left w:w="108" w:type="dxa"/>
+            <w:bottom w:w="0" w:type="dxa"/>
+            <w:right w:w="108" w:type="dxa"/>
+          </w:tblCellMar>
+        </w:tblPrEx>
         <w:trPr>
           <w:trHeight w:val="623" w:hRule="atLeast"/>
           <w:jc w:val="center"/>
@@ -6294,6 +6678,22 @@
         </w:tc>
       </w:tr>
       <w:tr>
+        <w:tblPrEx>
+          <w:tblBorders>
+            <w:top w:val="single" w:color="5A9D46" w:sz="24" w:space="0"/>
+            <w:left w:val="none" w:color="auto" w:sz="0" w:space="0"/>
+            <w:bottom w:val="single" w:color="A4A4A4" w:sz="4" w:space="0"/>
+            <w:right w:val="none" w:color="auto" w:sz="0" w:space="0"/>
+            <w:insideH w:val="single" w:color="A4A4A4" w:sz="4" w:space="0"/>
+            <w:insideV w:val="single" w:color="A4A4A4" w:sz="4" w:space="0"/>
+          </w:tblBorders>
+          <w:tblCellMar>
+            <w:top w:w="0" w:type="dxa"/>
+            <w:left w:w="108" w:type="dxa"/>
+            <w:bottom w:w="0" w:type="dxa"/>
+            <w:right w:w="108" w:type="dxa"/>
+          </w:tblCellMar>
+        </w:tblPrEx>
         <w:trPr>
           <w:trHeight w:val="4260" w:hRule="atLeast"/>
           <w:jc w:val="center"/>
@@ -6442,6 +6842,22 @@
         </w:tc>
       </w:tr>
       <w:tr>
+        <w:tblPrEx>
+          <w:tblBorders>
+            <w:top w:val="single" w:color="5A9D46" w:sz="24" w:space="0"/>
+            <w:left w:val="none" w:color="auto" w:sz="0" w:space="0"/>
+            <w:bottom w:val="single" w:color="A4A4A4" w:sz="4" w:space="0"/>
+            <w:right w:val="none" w:color="auto" w:sz="0" w:space="0"/>
+            <w:insideH w:val="single" w:color="A4A4A4" w:sz="4" w:space="0"/>
+            <w:insideV w:val="single" w:color="A4A4A4" w:sz="4" w:space="0"/>
+          </w:tblBorders>
+          <w:tblCellMar>
+            <w:top w:w="0" w:type="dxa"/>
+            <w:left w:w="108" w:type="dxa"/>
+            <w:bottom w:w="0" w:type="dxa"/>
+            <w:right w:w="108" w:type="dxa"/>
+          </w:tblCellMar>
+        </w:tblPrEx>
         <w:trPr>
           <w:trHeight w:val="829" w:hRule="atLeast"/>
           <w:jc w:val="center"/>
@@ -6511,6 +6927,22 @@
         </w:tc>
       </w:tr>
       <w:tr>
+        <w:tblPrEx>
+          <w:tblBorders>
+            <w:top w:val="single" w:color="5A9D46" w:sz="24" w:space="0"/>
+            <w:left w:val="none" w:color="auto" w:sz="0" w:space="0"/>
+            <w:bottom w:val="single" w:color="A4A4A4" w:sz="4" w:space="0"/>
+            <w:right w:val="none" w:color="auto" w:sz="0" w:space="0"/>
+            <w:insideH w:val="single" w:color="A4A4A4" w:sz="4" w:space="0"/>
+            <w:insideV w:val="single" w:color="A4A4A4" w:sz="4" w:space="0"/>
+          </w:tblBorders>
+          <w:tblCellMar>
+            <w:top w:w="0" w:type="dxa"/>
+            <w:left w:w="108" w:type="dxa"/>
+            <w:bottom w:w="0" w:type="dxa"/>
+            <w:right w:w="108" w:type="dxa"/>
+          </w:tblCellMar>
+        </w:tblPrEx>
         <w:trPr>
           <w:trHeight w:val="4260" w:hRule="atLeast"/>
           <w:jc w:val="center"/>
@@ -6670,6 +7102,22 @@
         </w:tc>
       </w:tr>
       <w:tr>
+        <w:tblPrEx>
+          <w:tblBorders>
+            <w:top w:val="single" w:color="5A9D46" w:sz="24" w:space="0"/>
+            <w:left w:val="none" w:color="auto" w:sz="0" w:space="0"/>
+            <w:bottom w:val="single" w:color="A4A4A4" w:sz="4" w:space="0"/>
+            <w:right w:val="none" w:color="auto" w:sz="0" w:space="0"/>
+            <w:insideH w:val="single" w:color="A4A4A4" w:sz="4" w:space="0"/>
+            <w:insideV w:val="single" w:color="A4A4A4" w:sz="4" w:space="0"/>
+          </w:tblBorders>
+          <w:tblCellMar>
+            <w:top w:w="0" w:type="dxa"/>
+            <w:left w:w="108" w:type="dxa"/>
+            <w:bottom w:w="0" w:type="dxa"/>
+            <w:right w:w="108" w:type="dxa"/>
+          </w:tblCellMar>
+        </w:tblPrEx>
         <w:trPr>
           <w:trHeight w:val="959" w:hRule="atLeast"/>
           <w:jc w:val="center"/>
@@ -6736,6 +7184,22 @@
         </w:tc>
       </w:tr>
       <w:tr>
+        <w:tblPrEx>
+          <w:tblBorders>
+            <w:top w:val="single" w:color="5A9D46" w:sz="24" w:space="0"/>
+            <w:left w:val="none" w:color="auto" w:sz="0" w:space="0"/>
+            <w:bottom w:val="single" w:color="A4A4A4" w:sz="4" w:space="0"/>
+            <w:right w:val="none" w:color="auto" w:sz="0" w:space="0"/>
+            <w:insideH w:val="single" w:color="A4A4A4" w:sz="4" w:space="0"/>
+            <w:insideV w:val="single" w:color="A4A4A4" w:sz="4" w:space="0"/>
+          </w:tblBorders>
+          <w:tblCellMar>
+            <w:top w:w="0" w:type="dxa"/>
+            <w:left w:w="108" w:type="dxa"/>
+            <w:bottom w:w="0" w:type="dxa"/>
+            <w:right w:w="108" w:type="dxa"/>
+          </w:tblCellMar>
+        </w:tblPrEx>
         <w:trPr>
           <w:trHeight w:val="4260" w:hRule="atLeast"/>
           <w:jc w:val="center"/>
@@ -6885,6 +7349,22 @@
         </w:tc>
       </w:tr>
       <w:tr>
+        <w:tblPrEx>
+          <w:tblBorders>
+            <w:top w:val="single" w:color="5A9D46" w:sz="24" w:space="0"/>
+            <w:left w:val="none" w:color="auto" w:sz="0" w:space="0"/>
+            <w:bottom w:val="single" w:color="A4A4A4" w:sz="4" w:space="0"/>
+            <w:right w:val="none" w:color="auto" w:sz="0" w:space="0"/>
+            <w:insideH w:val="single" w:color="A4A4A4" w:sz="4" w:space="0"/>
+            <w:insideV w:val="single" w:color="A4A4A4" w:sz="4" w:space="0"/>
+          </w:tblBorders>
+          <w:tblCellMar>
+            <w:top w:w="0" w:type="dxa"/>
+            <w:left w:w="108" w:type="dxa"/>
+            <w:bottom w:w="0" w:type="dxa"/>
+            <w:right w:w="108" w:type="dxa"/>
+          </w:tblCellMar>
+        </w:tblPrEx>
         <w:trPr>
           <w:trHeight w:val="780" w:hRule="atLeast"/>
           <w:jc w:val="center"/>
@@ -7020,6 +7500,22 @@
         <w:gridCol w:w="3118"/>
       </w:tblGrid>
       <w:tr>
+        <w:tblPrEx>
+          <w:tblBorders>
+            <w:top w:val="none" w:color="auto" w:sz="0" w:space="0"/>
+            <w:left w:val="none" w:color="auto" w:sz="0" w:space="0"/>
+            <w:bottom w:val="none" w:color="auto" w:sz="0" w:space="0"/>
+            <w:right w:val="none" w:color="auto" w:sz="0" w:space="0"/>
+            <w:insideH w:val="none" w:color="auto" w:sz="0" w:space="0"/>
+            <w:insideV w:val="none" w:color="auto" w:sz="0" w:space="0"/>
+          </w:tblBorders>
+          <w:tblCellMar>
+            <w:top w:w="0" w:type="dxa"/>
+            <w:left w:w="108" w:type="dxa"/>
+            <w:bottom w:w="0" w:type="dxa"/>
+            <w:right w:w="108" w:type="dxa"/>
+          </w:tblCellMar>
+        </w:tblPrEx>
         <w:trPr>
           <w:trHeight w:val="482" w:hRule="atLeast"/>
           <w:jc w:val="center"/>
@@ -7124,9 +7620,20 @@
                 <w:color w:val="000000"/>
                 <w:sz w:val="16"/>
                 <w:szCs w:val="16"/>
+                <w:lang w:val="en-US" w:eastAsia="zh-CN" w:bidi="ar"/>
+              </w:rPr>
+              <w:t>复核人</w:t>
+            </w:r>
+            <w:r>
+              <w:rPr>
+                <w:rFonts w:hint="eastAsia" w:ascii="微软雅黑" w:hAnsi="微软雅黑" w:eastAsia="微软雅黑" w:cs="Arial"/>
+                <w:b/>
+                <w:color w:val="000000"/>
+                <w:sz w:val="16"/>
+                <w:szCs w:val="16"/>
                 <w:lang w:bidi="ar"/>
               </w:rPr>
-              <w:t>审核医生：</w:t>
+              <w:t>：</w:t>
             </w:r>
           </w:p>
         </w:tc>
@@ -7151,59 +7658,82 @@
             </w:pPr>
             <w:r>
               <w:rPr>
-                <w:rFonts w:hint="eastAsia" w:ascii="Times New Roman" w:hAnsi="Times New Roman" w:eastAsia="微软雅黑" w:cs="Times New Roman"/>
+                <w:rFonts w:hint="eastAsia" w:eastAsia="微软雅黑"/>
                 <w:b/>
-                <w:color w:val="000000"/>
+                <w:bCs/>
                 <w:sz w:val="16"/>
-                <w:szCs w:val="18"/>
-                <w:lang w:bidi="ar"/>
-              </w:rPr>
-              <w:t xml:space="preserve">{{ </w:t>
-            </w:r>
-            <w:r>
-              <w:rPr>
-                <w:rFonts w:hint="eastAsia" w:ascii="Times New Roman" w:hAnsi="Times New Roman" w:eastAsia="微软雅黑" w:cs="Times New Roman"/>
-                <w:b/>
-                <w:color w:val="000000"/>
-                <w:sz w:val="16"/>
-                <w:szCs w:val="18"/>
-                <w:lang w:val="en-US" w:eastAsia="zh-CN" w:bidi="ar"/>
-              </w:rPr>
-              <w:t>her2.</w:t>
-            </w:r>
-            <w:r>
-              <w:rPr>
-                <w:rFonts w:hint="eastAsia" w:ascii="Times New Roman" w:hAnsi="Times New Roman" w:eastAsia="微软雅黑" w:cs="Times New Roman"/>
-                <w:b/>
-                <w:color w:val="000000"/>
-                <w:sz w:val="16"/>
-                <w:szCs w:val="18"/>
-                <w:lang w:bidi="ar"/>
-              </w:rPr>
-              <w:t>auditor</w:t>
-            </w:r>
-            <w:r>
-              <w:rPr>
-                <w:rFonts w:hint="eastAsia" w:ascii="Times New Roman" w:hAnsi="Times New Roman" w:eastAsia="微软雅黑" w:cs="Times New Roman"/>
-                <w:b/>
-                <w:color w:val="000000"/>
-                <w:sz w:val="16"/>
-                <w:szCs w:val="18"/>
-                <w:lang w:val="en-US" w:eastAsia="zh-CN" w:bidi="ar"/>
-              </w:rPr>
-              <w:t xml:space="preserve"> </w:t>
-            </w:r>
-            <w:r>
-              <w:rPr>
-                <w:rFonts w:hint="eastAsia" w:ascii="Times New Roman" w:hAnsi="Times New Roman" w:eastAsia="微软雅黑" w:cs="Times New Roman"/>
-                <w:b/>
-                <w:color w:val="000000"/>
-                <w:sz w:val="16"/>
-                <w:szCs w:val="18"/>
-                <w:lang w:bidi="ar"/>
-              </w:rPr>
-              <w:t>}}</w:t>
-            </w:r>
+                <w:szCs w:val="16"/>
+                <w:lang w:eastAsia="zh-CN"/>
+              </w:rPr>
+              <w:t>临检所复核人，</w:t>
+            </w:r>
+            <w:r>
+              <w:rPr>
+                <w:rFonts w:hint="eastAsia" w:eastAsia="微软雅黑"/>
+                <w:lang w:eastAsia="zh-CN"/>
+              </w:rPr>
+              <w:drawing>
+                <wp:anchor distT="0" distB="0" distL="114300" distR="114300" simplePos="0" relativeHeight="251668480" behindDoc="0" locked="0" layoutInCell="1" allowOverlap="1">
+                  <wp:simplePos x="0" y="0"/>
+                  <wp:positionH relativeFrom="column">
+                    <wp:posOffset>536575</wp:posOffset>
+                  </wp:positionH>
+                  <wp:positionV relativeFrom="paragraph">
+                    <wp:posOffset>-76835</wp:posOffset>
+                  </wp:positionV>
+                  <wp:extent cx="495935" cy="280670"/>
+                  <wp:effectExtent l="0" t="0" r="0" b="9525"/>
+                  <wp:wrapNone/>
+                  <wp:docPr id="1" name="图片 1" descr="王建丽"/>
+                  <wp:cNvGraphicFramePr>
+                    <a:graphicFrameLocks xmlns:a="http://schemas.openxmlformats.org/drawingml/2006/main" noChangeAspect="1"/>
+                  </wp:cNvGraphicFramePr>
+                  <a:graphic xmlns:a="http://schemas.openxmlformats.org/drawingml/2006/main">
+                    <a:graphicData uri="http://schemas.openxmlformats.org/drawingml/2006/picture">
+                      <pic:pic xmlns:pic="http://schemas.openxmlformats.org/drawingml/2006/picture">
+                        <pic:nvPicPr>
+                          <pic:cNvPr id="1" name="图片 1" descr="王建丽"/>
+                          <pic:cNvPicPr>
+                            <a:picLocks noChangeAspect="1"/>
+                          </pic:cNvPicPr>
+                        </pic:nvPicPr>
+                        <pic:blipFill>
+                          <a:blip r:embed="rId17">
+                            <a:clrChange>
+                              <a:clrFrom>
+                                <a:srgbClr val="FFFFFF">
+                                  <a:alpha val="100000"/>
+                                </a:srgbClr>
+                              </a:clrFrom>
+                              <a:clrTo>
+                                <a:srgbClr val="FFFFFF">
+                                  <a:alpha val="100000"/>
+                                  <a:alpha val="0"/>
+                                </a:srgbClr>
+                              </a:clrTo>
+                            </a:clrChange>
+                          </a:blip>
+                          <a:stretch>
+                            <a:fillRect/>
+                          </a:stretch>
+                        </pic:blipFill>
+                        <pic:spPr>
+                          <a:xfrm>
+                            <a:off x="0" y="0"/>
+                            <a:ext cx="495935" cy="280670"/>
+                          </a:xfrm>
+                          <a:prstGeom prst="rect">
+                            <a:avLst/>
+                          </a:prstGeom>
+                        </pic:spPr>
+                      </pic:pic>
+                    </a:graphicData>
+                  </a:graphic>
+                </wp:anchor>
+              </w:drawing>
+            </w:r>
+            <w:bookmarkStart w:id="13" w:name="_GoBack"/>
+            <w:bookmarkEnd w:id="13"/>
           </w:p>
         </w:tc>
         <w:tc>
@@ -7279,6 +7809,22 @@
         </w:tc>
       </w:tr>
       <w:tr>
+        <w:tblPrEx>
+          <w:tblBorders>
+            <w:top w:val="none" w:color="auto" w:sz="0" w:space="0"/>
+            <w:left w:val="none" w:color="auto" w:sz="0" w:space="0"/>
+            <w:bottom w:val="none" w:color="auto" w:sz="0" w:space="0"/>
+            <w:right w:val="none" w:color="auto" w:sz="0" w:space="0"/>
+            <w:insideH w:val="none" w:color="auto" w:sz="0" w:space="0"/>
+            <w:insideV w:val="none" w:color="auto" w:sz="0" w:space="0"/>
+          </w:tblBorders>
+          <w:tblCellMar>
+            <w:top w:w="0" w:type="dxa"/>
+            <w:left w:w="108" w:type="dxa"/>
+            <w:bottom w:w="0" w:type="dxa"/>
+            <w:right w:w="108" w:type="dxa"/>
+          </w:tblCellMar>
+        </w:tblPrEx>
         <w:trPr>
           <w:trHeight w:val="204" w:hRule="atLeast"/>
           <w:jc w:val="center"/>
@@ -7605,6 +8151,22 @@
         <w:gridCol w:w="3139"/>
       </w:tblGrid>
       <w:tr>
+        <w:tblPrEx>
+          <w:tblBorders>
+            <w:top w:val="single" w:color="auto" w:sz="4" w:space="0"/>
+            <w:left w:val="single" w:color="auto" w:sz="4" w:space="0"/>
+            <w:bottom w:val="single" w:color="auto" w:sz="4" w:space="0"/>
+            <w:right w:val="single" w:color="auto" w:sz="4" w:space="0"/>
+            <w:insideH w:val="single" w:color="auto" w:sz="4" w:space="0"/>
+            <w:insideV w:val="single" w:color="auto" w:sz="4" w:space="0"/>
+          </w:tblBorders>
+          <w:tblCellMar>
+            <w:top w:w="0" w:type="dxa"/>
+            <w:left w:w="108" w:type="dxa"/>
+            <w:bottom w:w="0" w:type="dxa"/>
+            <w:right w:w="108" w:type="dxa"/>
+          </w:tblCellMar>
+        </w:tblPrEx>
         <w:trPr>
           <w:trHeight w:val="389" w:hRule="atLeast"/>
           <w:jc w:val="center"/>
@@ -7704,6 +8266,22 @@
         </w:tc>
       </w:tr>
       <w:tr>
+        <w:tblPrEx>
+          <w:tblBorders>
+            <w:top w:val="single" w:color="auto" w:sz="4" w:space="0"/>
+            <w:left w:val="single" w:color="auto" w:sz="4" w:space="0"/>
+            <w:bottom w:val="single" w:color="auto" w:sz="4" w:space="0"/>
+            <w:right w:val="single" w:color="auto" w:sz="4" w:space="0"/>
+            <w:insideH w:val="single" w:color="auto" w:sz="4" w:space="0"/>
+            <w:insideV w:val="single" w:color="auto" w:sz="4" w:space="0"/>
+          </w:tblBorders>
+          <w:tblCellMar>
+            <w:top w:w="0" w:type="dxa"/>
+            <w:left w:w="108" w:type="dxa"/>
+            <w:bottom w:w="0" w:type="dxa"/>
+            <w:right w:w="108" w:type="dxa"/>
+          </w:tblCellMar>
+        </w:tblPrEx>
         <w:trPr>
           <w:trHeight w:val="389" w:hRule="atLeast"/>
           <w:jc w:val="center"/>
@@ -7800,6 +8378,22 @@
         </w:tc>
       </w:tr>
       <w:tr>
+        <w:tblPrEx>
+          <w:tblBorders>
+            <w:top w:val="single" w:color="auto" w:sz="4" w:space="0"/>
+            <w:left w:val="single" w:color="auto" w:sz="4" w:space="0"/>
+            <w:bottom w:val="single" w:color="auto" w:sz="4" w:space="0"/>
+            <w:right w:val="single" w:color="auto" w:sz="4" w:space="0"/>
+            <w:insideH w:val="single" w:color="auto" w:sz="4" w:space="0"/>
+            <w:insideV w:val="single" w:color="auto" w:sz="4" w:space="0"/>
+          </w:tblBorders>
+          <w:tblCellMar>
+            <w:top w:w="0" w:type="dxa"/>
+            <w:left w:w="108" w:type="dxa"/>
+            <w:bottom w:w="0" w:type="dxa"/>
+            <w:right w:w="108" w:type="dxa"/>
+          </w:tblCellMar>
+        </w:tblPrEx>
         <w:trPr>
           <w:trHeight w:val="389" w:hRule="atLeast"/>
           <w:jc w:val="center"/>
@@ -7896,6 +8490,22 @@
         </w:tc>
       </w:tr>
       <w:tr>
+        <w:tblPrEx>
+          <w:tblBorders>
+            <w:top w:val="single" w:color="auto" w:sz="4" w:space="0"/>
+            <w:left w:val="single" w:color="auto" w:sz="4" w:space="0"/>
+            <w:bottom w:val="single" w:color="auto" w:sz="4" w:space="0"/>
+            <w:right w:val="single" w:color="auto" w:sz="4" w:space="0"/>
+            <w:insideH w:val="single" w:color="auto" w:sz="4" w:space="0"/>
+            <w:insideV w:val="single" w:color="auto" w:sz="4" w:space="0"/>
+          </w:tblBorders>
+          <w:tblCellMar>
+            <w:top w:w="0" w:type="dxa"/>
+            <w:left w:w="108" w:type="dxa"/>
+            <w:bottom w:w="0" w:type="dxa"/>
+            <w:right w:w="108" w:type="dxa"/>
+          </w:tblCellMar>
+        </w:tblPrEx>
         <w:trPr>
           <w:trHeight w:val="389" w:hRule="atLeast"/>
           <w:jc w:val="center"/>
@@ -7998,6 +8608,22 @@
         </w:tc>
       </w:tr>
       <w:tr>
+        <w:tblPrEx>
+          <w:tblBorders>
+            <w:top w:val="single" w:color="auto" w:sz="4" w:space="0"/>
+            <w:left w:val="single" w:color="auto" w:sz="4" w:space="0"/>
+            <w:bottom w:val="single" w:color="auto" w:sz="4" w:space="0"/>
+            <w:right w:val="single" w:color="auto" w:sz="4" w:space="0"/>
+            <w:insideH w:val="single" w:color="auto" w:sz="4" w:space="0"/>
+            <w:insideV w:val="single" w:color="auto" w:sz="4" w:space="0"/>
+          </w:tblBorders>
+          <w:tblCellMar>
+            <w:top w:w="0" w:type="dxa"/>
+            <w:left w:w="108" w:type="dxa"/>
+            <w:bottom w:w="0" w:type="dxa"/>
+            <w:right w:w="108" w:type="dxa"/>
+          </w:tblCellMar>
+        </w:tblPrEx>
         <w:trPr>
           <w:trHeight w:val="389" w:hRule="atLeast"/>
           <w:jc w:val="center"/>
@@ -8094,6 +8720,22 @@
         </w:tc>
       </w:tr>
       <w:tr>
+        <w:tblPrEx>
+          <w:tblBorders>
+            <w:top w:val="single" w:color="auto" w:sz="4" w:space="0"/>
+            <w:left w:val="single" w:color="auto" w:sz="4" w:space="0"/>
+            <w:bottom w:val="single" w:color="auto" w:sz="4" w:space="0"/>
+            <w:right w:val="single" w:color="auto" w:sz="4" w:space="0"/>
+            <w:insideH w:val="single" w:color="auto" w:sz="4" w:space="0"/>
+            <w:insideV w:val="single" w:color="auto" w:sz="4" w:space="0"/>
+          </w:tblBorders>
+          <w:tblCellMar>
+            <w:top w:w="0" w:type="dxa"/>
+            <w:left w:w="108" w:type="dxa"/>
+            <w:bottom w:w="0" w:type="dxa"/>
+            <w:right w:w="108" w:type="dxa"/>
+          </w:tblCellMar>
+        </w:tblPrEx>
         <w:trPr>
           <w:trHeight w:val="389" w:hRule="atLeast"/>
           <w:jc w:val="center"/>
@@ -8190,6 +8832,22 @@
         </w:tc>
       </w:tr>
       <w:tr>
+        <w:tblPrEx>
+          <w:tblBorders>
+            <w:top w:val="single" w:color="auto" w:sz="4" w:space="0"/>
+            <w:left w:val="single" w:color="auto" w:sz="4" w:space="0"/>
+            <w:bottom w:val="single" w:color="auto" w:sz="4" w:space="0"/>
+            <w:right w:val="single" w:color="auto" w:sz="4" w:space="0"/>
+            <w:insideH w:val="single" w:color="auto" w:sz="4" w:space="0"/>
+            <w:insideV w:val="single" w:color="auto" w:sz="4" w:space="0"/>
+          </w:tblBorders>
+          <w:tblCellMar>
+            <w:top w:w="0" w:type="dxa"/>
+            <w:left w:w="108" w:type="dxa"/>
+            <w:bottom w:w="0" w:type="dxa"/>
+            <w:right w:w="108" w:type="dxa"/>
+          </w:tblCellMar>
+        </w:tblPrEx>
         <w:trPr>
           <w:trHeight w:val="389" w:hRule="atLeast"/>
           <w:jc w:val="center"/>
@@ -8288,6 +8946,22 @@
         </w:tc>
       </w:tr>
       <w:tr>
+        <w:tblPrEx>
+          <w:tblBorders>
+            <w:top w:val="single" w:color="auto" w:sz="4" w:space="0"/>
+            <w:left w:val="single" w:color="auto" w:sz="4" w:space="0"/>
+            <w:bottom w:val="single" w:color="auto" w:sz="4" w:space="0"/>
+            <w:right w:val="single" w:color="auto" w:sz="4" w:space="0"/>
+            <w:insideH w:val="single" w:color="auto" w:sz="4" w:space="0"/>
+            <w:insideV w:val="single" w:color="auto" w:sz="4" w:space="0"/>
+          </w:tblBorders>
+          <w:tblCellMar>
+            <w:top w:w="0" w:type="dxa"/>
+            <w:left w:w="108" w:type="dxa"/>
+            <w:bottom w:w="0" w:type="dxa"/>
+            <w:right w:w="108" w:type="dxa"/>
+          </w:tblCellMar>
+        </w:tblPrEx>
         <w:trPr>
           <w:trHeight w:val="389" w:hRule="atLeast"/>
           <w:jc w:val="center"/>
@@ -8384,6 +9058,22 @@
         </w:tc>
       </w:tr>
       <w:tr>
+        <w:tblPrEx>
+          <w:tblBorders>
+            <w:top w:val="single" w:color="auto" w:sz="4" w:space="0"/>
+            <w:left w:val="single" w:color="auto" w:sz="4" w:space="0"/>
+            <w:bottom w:val="single" w:color="auto" w:sz="4" w:space="0"/>
+            <w:right w:val="single" w:color="auto" w:sz="4" w:space="0"/>
+            <w:insideH w:val="single" w:color="auto" w:sz="4" w:space="0"/>
+            <w:insideV w:val="single" w:color="auto" w:sz="4" w:space="0"/>
+          </w:tblBorders>
+          <w:tblCellMar>
+            <w:top w:w="0" w:type="dxa"/>
+            <w:left w:w="108" w:type="dxa"/>
+            <w:bottom w:w="0" w:type="dxa"/>
+            <w:right w:w="108" w:type="dxa"/>
+          </w:tblCellMar>
+        </w:tblPrEx>
         <w:trPr>
           <w:trHeight w:val="389" w:hRule="atLeast"/>
           <w:jc w:val="center"/>
@@ -8480,6 +9170,22 @@
         </w:tc>
       </w:tr>
       <w:tr>
+        <w:tblPrEx>
+          <w:tblBorders>
+            <w:top w:val="single" w:color="auto" w:sz="4" w:space="0"/>
+            <w:left w:val="single" w:color="auto" w:sz="4" w:space="0"/>
+            <w:bottom w:val="single" w:color="auto" w:sz="4" w:space="0"/>
+            <w:right w:val="single" w:color="auto" w:sz="4" w:space="0"/>
+            <w:insideH w:val="single" w:color="auto" w:sz="4" w:space="0"/>
+            <w:insideV w:val="single" w:color="auto" w:sz="4" w:space="0"/>
+          </w:tblBorders>
+          <w:tblCellMar>
+            <w:top w:w="0" w:type="dxa"/>
+            <w:left w:w="108" w:type="dxa"/>
+            <w:bottom w:w="0" w:type="dxa"/>
+            <w:right w:w="108" w:type="dxa"/>
+          </w:tblCellMar>
+        </w:tblPrEx>
         <w:trPr>
           <w:trHeight w:val="389" w:hRule="atLeast"/>
           <w:jc w:val="center"/>
@@ -8503,7 +9209,6 @@
                 <w:lang w:eastAsia="zh-CN"/>
               </w:rPr>
             </w:pPr>
-            <w:bookmarkStart w:id="13" w:name="_GoBack" w:colFirst="1" w:colLast="2"/>
             <w:r>
               <w:rPr>
                 <w:rFonts w:hint="default" w:ascii="Times New Roman" w:hAnsi="Times New Roman" w:eastAsia="微软雅黑" w:cs="Times New Roman"/>
@@ -8653,6 +9358,22 @@
         </w:tc>
       </w:tr>
       <w:tr>
+        <w:tblPrEx>
+          <w:tblBorders>
+            <w:top w:val="single" w:color="auto" w:sz="4" w:space="0"/>
+            <w:left w:val="single" w:color="auto" w:sz="4" w:space="0"/>
+            <w:bottom w:val="single" w:color="auto" w:sz="4" w:space="0"/>
+            <w:right w:val="single" w:color="auto" w:sz="4" w:space="0"/>
+            <w:insideH w:val="single" w:color="auto" w:sz="4" w:space="0"/>
+            <w:insideV w:val="single" w:color="auto" w:sz="4" w:space="0"/>
+          </w:tblBorders>
+          <w:tblCellMar>
+            <w:top w:w="0" w:type="dxa"/>
+            <w:left w:w="108" w:type="dxa"/>
+            <w:bottom w:w="0" w:type="dxa"/>
+            <w:right w:w="108" w:type="dxa"/>
+          </w:tblCellMar>
+        </w:tblPrEx>
         <w:trPr>
           <w:trHeight w:val="389" w:hRule="atLeast"/>
           <w:jc w:val="center"/>
@@ -8661,7 +9382,6 @@
           <w:tcPr>
             <w:tcW w:w="3171" w:type="dxa"/>
             <w:vMerge w:val="continue"/>
-            <w:tcBorders/>
             <w:vAlign w:val="center"/>
           </w:tcPr>
           <w:p>
@@ -8740,8 +9460,23 @@
           </w:p>
         </w:tc>
       </w:tr>
-      <w:bookmarkEnd w:id="13"/>
       <w:tr>
+        <w:tblPrEx>
+          <w:tblBorders>
+            <w:top w:val="single" w:color="auto" w:sz="4" w:space="0"/>
+            <w:left w:val="single" w:color="auto" w:sz="4" w:space="0"/>
+            <w:bottom w:val="single" w:color="auto" w:sz="4" w:space="0"/>
+            <w:right w:val="single" w:color="auto" w:sz="4" w:space="0"/>
+            <w:insideH w:val="single" w:color="auto" w:sz="4" w:space="0"/>
+            <w:insideV w:val="single" w:color="auto" w:sz="4" w:space="0"/>
+          </w:tblBorders>
+          <w:tblCellMar>
+            <w:top w:w="0" w:type="dxa"/>
+            <w:left w:w="108" w:type="dxa"/>
+            <w:bottom w:w="0" w:type="dxa"/>
+            <w:right w:w="108" w:type="dxa"/>
+          </w:tblCellMar>
+        </w:tblPrEx>
         <w:trPr>
           <w:trHeight w:val="389" w:hRule="atLeast"/>
           <w:jc w:val="center"/>
@@ -8838,6 +9573,22 @@
         </w:tc>
       </w:tr>
       <w:tr>
+        <w:tblPrEx>
+          <w:tblBorders>
+            <w:top w:val="single" w:color="auto" w:sz="4" w:space="0"/>
+            <w:left w:val="single" w:color="auto" w:sz="4" w:space="0"/>
+            <w:bottom w:val="single" w:color="auto" w:sz="4" w:space="0"/>
+            <w:right w:val="single" w:color="auto" w:sz="4" w:space="0"/>
+            <w:insideH w:val="single" w:color="auto" w:sz="4" w:space="0"/>
+            <w:insideV w:val="single" w:color="auto" w:sz="4" w:space="0"/>
+          </w:tblBorders>
+          <w:tblCellMar>
+            <w:top w:w="0" w:type="dxa"/>
+            <w:left w:w="108" w:type="dxa"/>
+            <w:bottom w:w="0" w:type="dxa"/>
+            <w:right w:w="108" w:type="dxa"/>
+          </w:tblCellMar>
+        </w:tblPrEx>
         <w:trPr>
           <w:trHeight w:val="389" w:hRule="atLeast"/>
           <w:jc w:val="center"/>
@@ -8934,6 +9685,22 @@
         </w:tc>
       </w:tr>
       <w:tr>
+        <w:tblPrEx>
+          <w:tblBorders>
+            <w:top w:val="single" w:color="auto" w:sz="4" w:space="0"/>
+            <w:left w:val="single" w:color="auto" w:sz="4" w:space="0"/>
+            <w:bottom w:val="single" w:color="auto" w:sz="4" w:space="0"/>
+            <w:right w:val="single" w:color="auto" w:sz="4" w:space="0"/>
+            <w:insideH w:val="single" w:color="auto" w:sz="4" w:space="0"/>
+            <w:insideV w:val="single" w:color="auto" w:sz="4" w:space="0"/>
+          </w:tblBorders>
+          <w:tblCellMar>
+            <w:top w:w="0" w:type="dxa"/>
+            <w:left w:w="108" w:type="dxa"/>
+            <w:bottom w:w="0" w:type="dxa"/>
+            <w:right w:w="108" w:type="dxa"/>
+          </w:tblCellMar>
+        </w:tblPrEx>
         <w:trPr>
           <w:trHeight w:val="400" w:hRule="atLeast"/>
           <w:jc w:val="center"/>
@@ -9161,6 +9928,22 @@
         <w:gridCol w:w="1444"/>
       </w:tblGrid>
       <w:tr>
+        <w:tblPrEx>
+          <w:tblBorders>
+            <w:top w:val="single" w:color="auto" w:sz="4" w:space="0"/>
+            <w:left w:val="single" w:color="auto" w:sz="4" w:space="0"/>
+            <w:bottom w:val="single" w:color="auto" w:sz="4" w:space="0"/>
+            <w:right w:val="single" w:color="auto" w:sz="4" w:space="0"/>
+            <w:insideH w:val="single" w:color="auto" w:sz="4" w:space="0"/>
+            <w:insideV w:val="single" w:color="auto" w:sz="4" w:space="0"/>
+          </w:tblBorders>
+          <w:tblCellMar>
+            <w:top w:w="0" w:type="dxa"/>
+            <w:left w:w="108" w:type="dxa"/>
+            <w:bottom w:w="0" w:type="dxa"/>
+            <w:right w:w="108" w:type="dxa"/>
+          </w:tblCellMar>
+        </w:tblPrEx>
         <w:trPr>
           <w:trHeight w:val="90" w:hRule="atLeast"/>
           <w:jc w:val="center"/>
@@ -9322,6 +10105,22 @@
         </w:tc>
       </w:tr>
       <w:tr>
+        <w:tblPrEx>
+          <w:tblBorders>
+            <w:top w:val="single" w:color="auto" w:sz="4" w:space="0"/>
+            <w:left w:val="single" w:color="auto" w:sz="4" w:space="0"/>
+            <w:bottom w:val="single" w:color="auto" w:sz="4" w:space="0"/>
+            <w:right w:val="single" w:color="auto" w:sz="4" w:space="0"/>
+            <w:insideH w:val="single" w:color="auto" w:sz="4" w:space="0"/>
+            <w:insideV w:val="single" w:color="auto" w:sz="4" w:space="0"/>
+          </w:tblBorders>
+          <w:tblCellMar>
+            <w:top w:w="0" w:type="dxa"/>
+            <w:left w:w="108" w:type="dxa"/>
+            <w:bottom w:w="0" w:type="dxa"/>
+            <w:right w:w="108" w:type="dxa"/>
+          </w:tblCellMar>
+        </w:tblPrEx>
         <w:trPr>
           <w:trHeight w:val="90" w:hRule="atLeast"/>
           <w:jc w:val="center"/>
@@ -9488,6 +10287,22 @@
         </w:tc>
       </w:tr>
       <w:tr>
+        <w:tblPrEx>
+          <w:tblBorders>
+            <w:top w:val="single" w:color="auto" w:sz="4" w:space="0"/>
+            <w:left w:val="single" w:color="auto" w:sz="4" w:space="0"/>
+            <w:bottom w:val="single" w:color="auto" w:sz="4" w:space="0"/>
+            <w:right w:val="single" w:color="auto" w:sz="4" w:space="0"/>
+            <w:insideH w:val="single" w:color="auto" w:sz="4" w:space="0"/>
+            <w:insideV w:val="single" w:color="auto" w:sz="4" w:space="0"/>
+          </w:tblBorders>
+          <w:tblCellMar>
+            <w:top w:w="0" w:type="dxa"/>
+            <w:left w:w="108" w:type="dxa"/>
+            <w:bottom w:w="0" w:type="dxa"/>
+            <w:right w:w="108" w:type="dxa"/>
+          </w:tblCellMar>
+        </w:tblPrEx>
         <w:trPr>
           <w:trHeight w:val="90" w:hRule="atLeast"/>
           <w:jc w:val="center"/>
@@ -9654,6 +10469,22 @@
         </w:tc>
       </w:tr>
       <w:tr>
+        <w:tblPrEx>
+          <w:tblBorders>
+            <w:top w:val="single" w:color="auto" w:sz="4" w:space="0"/>
+            <w:left w:val="single" w:color="auto" w:sz="4" w:space="0"/>
+            <w:bottom w:val="single" w:color="auto" w:sz="4" w:space="0"/>
+            <w:right w:val="single" w:color="auto" w:sz="4" w:space="0"/>
+            <w:insideH w:val="single" w:color="auto" w:sz="4" w:space="0"/>
+            <w:insideV w:val="single" w:color="auto" w:sz="4" w:space="0"/>
+          </w:tblBorders>
+          <w:tblCellMar>
+            <w:top w:w="0" w:type="dxa"/>
+            <w:left w:w="108" w:type="dxa"/>
+            <w:bottom w:w="0" w:type="dxa"/>
+            <w:right w:w="108" w:type="dxa"/>
+          </w:tblCellMar>
+        </w:tblPrEx>
         <w:trPr>
           <w:trHeight w:val="90" w:hRule="atLeast"/>
           <w:jc w:val="center"/>
@@ -9820,6 +10651,22 @@
         </w:tc>
       </w:tr>
       <w:tr>
+        <w:tblPrEx>
+          <w:tblBorders>
+            <w:top w:val="single" w:color="auto" w:sz="4" w:space="0"/>
+            <w:left w:val="single" w:color="auto" w:sz="4" w:space="0"/>
+            <w:bottom w:val="single" w:color="auto" w:sz="4" w:space="0"/>
+            <w:right w:val="single" w:color="auto" w:sz="4" w:space="0"/>
+            <w:insideH w:val="single" w:color="auto" w:sz="4" w:space="0"/>
+            <w:insideV w:val="single" w:color="auto" w:sz="4" w:space="0"/>
+          </w:tblBorders>
+          <w:tblCellMar>
+            <w:top w:w="0" w:type="dxa"/>
+            <w:left w:w="108" w:type="dxa"/>
+            <w:bottom w:w="0" w:type="dxa"/>
+            <w:right w:w="108" w:type="dxa"/>
+          </w:tblCellMar>
+        </w:tblPrEx>
         <w:trPr>
           <w:trHeight w:val="90" w:hRule="atLeast"/>
           <w:jc w:val="center"/>
@@ -9986,6 +10833,22 @@
         </w:tc>
       </w:tr>
       <w:tr>
+        <w:tblPrEx>
+          <w:tblBorders>
+            <w:top w:val="single" w:color="auto" w:sz="4" w:space="0"/>
+            <w:left w:val="single" w:color="auto" w:sz="4" w:space="0"/>
+            <w:bottom w:val="single" w:color="auto" w:sz="4" w:space="0"/>
+            <w:right w:val="single" w:color="auto" w:sz="4" w:space="0"/>
+            <w:insideH w:val="single" w:color="auto" w:sz="4" w:space="0"/>
+            <w:insideV w:val="single" w:color="auto" w:sz="4" w:space="0"/>
+          </w:tblBorders>
+          <w:tblCellMar>
+            <w:top w:w="0" w:type="dxa"/>
+            <w:left w:w="108" w:type="dxa"/>
+            <w:bottom w:w="0" w:type="dxa"/>
+            <w:right w:w="108" w:type="dxa"/>
+          </w:tblCellMar>
+        </w:tblPrEx>
         <w:trPr>
           <w:trHeight w:val="90" w:hRule="atLeast"/>
           <w:jc w:val="center"/>
@@ -10152,6 +11015,16 @@
         </w:tc>
       </w:tr>
       <w:tr>
+        <w:tblPrEx>
+          <w:tblBorders>
+            <w:top w:val="single" w:color="auto" w:sz="4" w:space="0"/>
+            <w:left w:val="single" w:color="auto" w:sz="4" w:space="0"/>
+            <w:bottom w:val="single" w:color="auto" w:sz="4" w:space="0"/>
+            <w:right w:val="single" w:color="auto" w:sz="4" w:space="0"/>
+            <w:insideH w:val="single" w:color="auto" w:sz="4" w:space="0"/>
+            <w:insideV w:val="single" w:color="auto" w:sz="4" w:space="0"/>
+          </w:tblBorders>
+        </w:tblPrEx>
         <w:trPr>
           <w:trHeight w:val="90" w:hRule="atLeast"/>
           <w:jc w:val="center"/>
@@ -10308,6 +11181,22 @@
         </w:tc>
       </w:tr>
       <w:tr>
+        <w:tblPrEx>
+          <w:tblBorders>
+            <w:top w:val="single" w:color="auto" w:sz="4" w:space="0"/>
+            <w:left w:val="single" w:color="auto" w:sz="4" w:space="0"/>
+            <w:bottom w:val="single" w:color="auto" w:sz="4" w:space="0"/>
+            <w:right w:val="single" w:color="auto" w:sz="4" w:space="0"/>
+            <w:insideH w:val="single" w:color="auto" w:sz="4" w:space="0"/>
+            <w:insideV w:val="single" w:color="auto" w:sz="4" w:space="0"/>
+          </w:tblBorders>
+          <w:tblCellMar>
+            <w:top w:w="0" w:type="dxa"/>
+            <w:left w:w="108" w:type="dxa"/>
+            <w:bottom w:w="0" w:type="dxa"/>
+            <w:right w:w="108" w:type="dxa"/>
+          </w:tblCellMar>
+        </w:tblPrEx>
         <w:trPr>
           <w:trHeight w:val="90" w:hRule="atLeast"/>
           <w:jc w:val="center"/>
@@ -10464,6 +11353,22 @@
         </w:tc>
       </w:tr>
       <w:tr>
+        <w:tblPrEx>
+          <w:tblBorders>
+            <w:top w:val="single" w:color="auto" w:sz="4" w:space="0"/>
+            <w:left w:val="single" w:color="auto" w:sz="4" w:space="0"/>
+            <w:bottom w:val="single" w:color="auto" w:sz="4" w:space="0"/>
+            <w:right w:val="single" w:color="auto" w:sz="4" w:space="0"/>
+            <w:insideH w:val="single" w:color="auto" w:sz="4" w:space="0"/>
+            <w:insideV w:val="single" w:color="auto" w:sz="4" w:space="0"/>
+          </w:tblBorders>
+          <w:tblCellMar>
+            <w:top w:w="0" w:type="dxa"/>
+            <w:left w:w="108" w:type="dxa"/>
+            <w:bottom w:w="0" w:type="dxa"/>
+            <w:right w:w="108" w:type="dxa"/>
+          </w:tblCellMar>
+        </w:tblPrEx>
         <w:trPr>
           <w:trHeight w:val="90" w:hRule="atLeast"/>
           <w:jc w:val="center"/>
@@ -10620,6 +11525,22 @@
         </w:tc>
       </w:tr>
       <w:tr>
+        <w:tblPrEx>
+          <w:tblBorders>
+            <w:top w:val="single" w:color="auto" w:sz="4" w:space="0"/>
+            <w:left w:val="single" w:color="auto" w:sz="4" w:space="0"/>
+            <w:bottom w:val="single" w:color="auto" w:sz="4" w:space="0"/>
+            <w:right w:val="single" w:color="auto" w:sz="4" w:space="0"/>
+            <w:insideH w:val="single" w:color="auto" w:sz="4" w:space="0"/>
+            <w:insideV w:val="single" w:color="auto" w:sz="4" w:space="0"/>
+          </w:tblBorders>
+          <w:tblCellMar>
+            <w:top w:w="0" w:type="dxa"/>
+            <w:left w:w="108" w:type="dxa"/>
+            <w:bottom w:w="0" w:type="dxa"/>
+            <w:right w:w="108" w:type="dxa"/>
+          </w:tblCellMar>
+        </w:tblPrEx>
         <w:trPr>
           <w:trHeight w:val="90" w:hRule="atLeast"/>
           <w:jc w:val="center"/>
@@ -10776,6 +11697,22 @@
         </w:tc>
       </w:tr>
       <w:tr>
+        <w:tblPrEx>
+          <w:tblBorders>
+            <w:top w:val="single" w:color="auto" w:sz="4" w:space="0"/>
+            <w:left w:val="single" w:color="auto" w:sz="4" w:space="0"/>
+            <w:bottom w:val="single" w:color="auto" w:sz="4" w:space="0"/>
+            <w:right w:val="single" w:color="auto" w:sz="4" w:space="0"/>
+            <w:insideH w:val="single" w:color="auto" w:sz="4" w:space="0"/>
+            <w:insideV w:val="single" w:color="auto" w:sz="4" w:space="0"/>
+          </w:tblBorders>
+          <w:tblCellMar>
+            <w:top w:w="0" w:type="dxa"/>
+            <w:left w:w="108" w:type="dxa"/>
+            <w:bottom w:w="0" w:type="dxa"/>
+            <w:right w:w="108" w:type="dxa"/>
+          </w:tblCellMar>
+        </w:tblPrEx>
         <w:trPr>
           <w:trHeight w:val="90" w:hRule="atLeast"/>
           <w:jc w:val="center"/>
@@ -11404,7 +12341,7 @@
                     </pic:cNvPicPr>
                   </pic:nvPicPr>
                   <pic:blipFill>
-                    <a:blip r:embed="rId17"/>
+                    <a:blip r:embed="rId18"/>
                     <a:stretch>
                       <a:fillRect/>
                     </a:stretch>

--- a/WebContent/docx/HER2基因扩增检测报告-武汉平安好医.docx
+++ b/WebContent/docx/HER2基因扩增检测报告-武汉平安好医.docx
@@ -2594,8 +2594,8 @@
           </w14:shadow>
         </w:rPr>
       </w:pPr>
-      <w:bookmarkStart w:id="0" w:name="_Toc24178_WPSOffice_Level1"/>
-      <w:bookmarkStart w:id="1" w:name="_Toc13806"/>
+      <w:bookmarkStart w:id="0" w:name="_Toc13806"/>
+      <w:bookmarkStart w:id="1" w:name="_Toc24178_WPSOffice_Level1"/>
       <w:bookmarkStart w:id="2" w:name="_Toc24397"/>
       <w:bookmarkStart w:id="3" w:name="_Toc21669"/>
       <w:bookmarkStart w:id="4" w:name="_Toc27500"/>
@@ -7613,60 +7613,7 @@
                 <w:szCs w:val="16"/>
               </w:rPr>
             </w:pPr>
-            <w:r>
-              <w:rPr>
-                <w:rFonts w:hint="eastAsia" w:ascii="微软雅黑" w:hAnsi="微软雅黑" w:eastAsia="微软雅黑" w:cs="Arial"/>
-                <w:b/>
-                <w:color w:val="000000"/>
-                <w:sz w:val="16"/>
-                <w:szCs w:val="16"/>
-                <w:lang w:val="en-US" w:eastAsia="zh-CN" w:bidi="ar"/>
-              </w:rPr>
-              <w:t>复核人</w:t>
-            </w:r>
-            <w:r>
-              <w:rPr>
-                <w:rFonts w:hint="eastAsia" w:ascii="微软雅黑" w:hAnsi="微软雅黑" w:eastAsia="微软雅黑" w:cs="Arial"/>
-                <w:b/>
-                <w:color w:val="000000"/>
-                <w:sz w:val="16"/>
-                <w:szCs w:val="16"/>
-                <w:lang w:bidi="ar"/>
-              </w:rPr>
-              <w:t>：</w:t>
-            </w:r>
-          </w:p>
-        </w:tc>
-        <w:tc>
-          <w:tcPr>
-            <w:tcW w:w="2223" w:type="dxa"/>
-            <w:tcBorders>
-              <w:top w:val="nil"/>
-              <w:left w:val="nil"/>
-              <w:bottom w:val="single" w:color="62B541" w:sz="12" w:space="0"/>
-              <w:right w:val="nil"/>
-            </w:tcBorders>
-            <w:vAlign w:val="bottom"/>
-          </w:tcPr>
-          <w:p>
-            <w:pPr>
-              <w:jc w:val="both"/>
-              <w:rPr>
-                <w:b/>
-                <w:sz w:val="16"/>
-              </w:rPr>
-            </w:pPr>
-            <w:r>
-              <w:rPr>
-                <w:rFonts w:hint="eastAsia" w:eastAsia="微软雅黑"/>
-                <w:b/>
-                <w:bCs/>
-                <w:sz w:val="16"/>
-                <w:szCs w:val="16"/>
-                <w:lang w:eastAsia="zh-CN"/>
-              </w:rPr>
-              <w:t>临检所复核人，</w:t>
-            </w:r>
+            <w:bookmarkStart w:id="13" w:name="_GoBack"/>
             <w:r>
               <w:rPr>
                 <w:rFonts w:hint="eastAsia" w:eastAsia="微软雅黑"/>
@@ -7676,10 +7623,10 @@
                 <wp:anchor distT="0" distB="0" distL="114300" distR="114300" simplePos="0" relativeHeight="251668480" behindDoc="0" locked="0" layoutInCell="1" allowOverlap="1">
                   <wp:simplePos x="0" y="0"/>
                   <wp:positionH relativeFrom="column">
-                    <wp:posOffset>536575</wp:posOffset>
+                    <wp:posOffset>355600</wp:posOffset>
                   </wp:positionH>
                   <wp:positionV relativeFrom="paragraph">
-                    <wp:posOffset>-76835</wp:posOffset>
+                    <wp:posOffset>-69215</wp:posOffset>
                   </wp:positionV>
                   <wp:extent cx="495935" cy="280670"/>
                   <wp:effectExtent l="0" t="0" r="0" b="9525"/>
@@ -7732,8 +7679,50 @@
                 </wp:anchor>
               </w:drawing>
             </w:r>
-            <w:bookmarkStart w:id="13" w:name="_GoBack"/>
             <w:bookmarkEnd w:id="13"/>
+            <w:r>
+              <w:rPr>
+                <w:rFonts w:hint="eastAsia" w:ascii="微软雅黑" w:hAnsi="微软雅黑" w:eastAsia="微软雅黑" w:cs="Arial"/>
+                <w:b/>
+                <w:color w:val="000000"/>
+                <w:sz w:val="16"/>
+                <w:szCs w:val="16"/>
+                <w:lang w:val="en-US" w:eastAsia="zh-CN" w:bidi="ar"/>
+              </w:rPr>
+              <w:t>复核人</w:t>
+            </w:r>
+            <w:r>
+              <w:rPr>
+                <w:rFonts w:hint="eastAsia" w:ascii="微软雅黑" w:hAnsi="微软雅黑" w:eastAsia="微软雅黑" w:cs="Arial"/>
+                <w:b/>
+                <w:color w:val="000000"/>
+                <w:sz w:val="16"/>
+                <w:szCs w:val="16"/>
+                <w:lang w:bidi="ar"/>
+              </w:rPr>
+              <w:t>：</w:t>
+            </w:r>
+          </w:p>
+        </w:tc>
+        <w:tc>
+          <w:tcPr>
+            <w:tcW w:w="2223" w:type="dxa"/>
+            <w:tcBorders>
+              <w:top w:val="nil"/>
+              <w:left w:val="nil"/>
+              <w:bottom w:val="single" w:color="62B541" w:sz="12" w:space="0"/>
+              <w:right w:val="nil"/>
+            </w:tcBorders>
+            <w:vAlign w:val="bottom"/>
+          </w:tcPr>
+          <w:p>
+            <w:pPr>
+              <w:jc w:val="both"/>
+              <w:rPr>
+                <w:b/>
+                <w:sz w:val="16"/>
+              </w:rPr>
+            </w:pPr>
           </w:p>
         </w:tc>
         <w:tc>
@@ -11024,6 +11013,12 @@
             <w:insideH w:val="single" w:color="auto" w:sz="4" w:space="0"/>
             <w:insideV w:val="single" w:color="auto" w:sz="4" w:space="0"/>
           </w:tblBorders>
+          <w:tblCellMar>
+            <w:top w:w="0" w:type="dxa"/>
+            <w:left w:w="108" w:type="dxa"/>
+            <w:bottom w:w="0" w:type="dxa"/>
+            <w:right w:w="108" w:type="dxa"/>
+          </w:tblCellMar>
         </w:tblPrEx>
         <w:trPr>
           <w:trHeight w:val="90" w:hRule="atLeast"/>

--- a/WebContent/docx/HER2基因扩增检测报告-武汉平安好医.docx
+++ b/WebContent/docx/HER2基因扩增检测报告-武汉平安好医.docx
@@ -2598,10 +2598,10 @@
       <w:bookmarkStart w:id="1" w:name="_Toc24178_WPSOffice_Level1"/>
       <w:bookmarkStart w:id="2" w:name="_Toc24397"/>
       <w:bookmarkStart w:id="3" w:name="_Toc21669"/>
-      <w:bookmarkStart w:id="4" w:name="_Toc27500"/>
-      <w:bookmarkStart w:id="5" w:name="_Toc21009_WPSOffice_Level1"/>
+      <w:bookmarkStart w:id="4" w:name="_Toc21009_WPSOffice_Level1"/>
+      <w:bookmarkStart w:id="5" w:name="_Toc32054"/>
       <w:bookmarkStart w:id="6" w:name="_Toc30143_WPSOffice_Level1"/>
-      <w:bookmarkStart w:id="7" w:name="_Toc32054"/>
+      <w:bookmarkStart w:id="7" w:name="_Toc27500"/>
     </w:p>
     <w:p>
       <w:pPr>
@@ -6632,6 +6632,504 @@
               <w:ind w:firstLine="440" w:firstLineChars="200"/>
               <w:jc w:val="center"/>
               <w:rPr>
+                <w:rFonts w:hint="eastAsia" w:ascii="Times New Roman" w:hAnsi="Times New Roman" w:eastAsia="微软雅黑" w:cs="Times New Roman"/>
+                <w:lang w:val="en-US" w:eastAsia="zh-CN"/>
+              </w:rPr>
+            </w:pPr>
+            <w:r>
+              <w:rPr>
+                <w:rFonts w:hint="eastAsia" w:ascii="Times New Roman" w:hAnsi="Times New Roman" w:eastAsia="微软雅黑" w:cs="Times New Roman"/>
+                <w:lang w:val="en-US" w:eastAsia="zh-CN"/>
+              </w:rPr>
+              <w:t xml:space="preserve">{%tr elif her2.interpretation_standard == </w:t>
+            </w:r>
+            <w:r>
+              <w:rPr>
+                <w:rFonts w:hint="default" w:ascii="Times New Roman" w:hAnsi="Times New Roman" w:eastAsia="微软雅黑" w:cs="Times New Roman"/>
+                <w:lang w:val="en-US" w:eastAsia="zh-CN"/>
+              </w:rPr>
+              <w:t>‘</w:t>
+            </w:r>
+            <w:r>
+              <w:rPr>
+                <w:rFonts w:hint="eastAsia" w:ascii="Times New Roman" w:hAnsi="Times New Roman" w:eastAsia="微软雅黑" w:cs="Times New Roman"/>
+                <w:lang w:val="en-US" w:eastAsia="zh-CN"/>
+              </w:rPr>
+              <w:t>胆管癌</w:t>
+            </w:r>
+            <w:r>
+              <w:rPr>
+                <w:rFonts w:hint="default" w:ascii="Times New Roman" w:hAnsi="Times New Roman" w:eastAsia="微软雅黑" w:cs="Times New Roman"/>
+                <w:lang w:val="en-US" w:eastAsia="zh-CN"/>
+              </w:rPr>
+              <w:t>’</w:t>
+            </w:r>
+            <w:r>
+              <w:rPr>
+                <w:rFonts w:hint="eastAsia" w:ascii="Times New Roman" w:hAnsi="Times New Roman" w:eastAsia="微软雅黑" w:cs="Times New Roman"/>
+                <w:lang w:val="en-US" w:eastAsia="zh-CN"/>
+              </w:rPr>
+              <w:t xml:space="preserve"> %}</w:t>
+            </w:r>
+          </w:p>
+        </w:tc>
+      </w:tr>
+      <w:tr>
+        <w:tblPrEx>
+          <w:tblBorders>
+            <w:top w:val="single" w:color="5A9D46" w:sz="24" w:space="0"/>
+            <w:left w:val="none" w:color="auto" w:sz="0" w:space="0"/>
+            <w:bottom w:val="single" w:color="A4A4A4" w:sz="4" w:space="0"/>
+            <w:right w:val="none" w:color="auto" w:sz="0" w:space="0"/>
+            <w:insideH w:val="single" w:color="A4A4A4" w:sz="4" w:space="0"/>
+            <w:insideV w:val="single" w:color="A4A4A4" w:sz="4" w:space="0"/>
+          </w:tblBorders>
+          <w:tblCellMar>
+            <w:top w:w="0" w:type="dxa"/>
+            <w:left w:w="108" w:type="dxa"/>
+            <w:bottom w:w="0" w:type="dxa"/>
+            <w:right w:w="108" w:type="dxa"/>
+          </w:tblCellMar>
+        </w:tblPrEx>
+        <w:trPr>
+          <w:trHeight w:val="623" w:hRule="atLeast"/>
+          <w:jc w:val="center"/>
+        </w:trPr>
+        <w:tc>
+          <w:tcPr>
+            <w:tcW w:w="1529" w:type="dxa"/>
+            <w:tcBorders>
+              <w:tl2br w:val="nil"/>
+              <w:tr2bl w:val="nil"/>
+            </w:tcBorders>
+            <w:shd w:val="clear" w:color="auto" w:fill="auto"/>
+            <w:vAlign w:val="center"/>
+          </w:tcPr>
+          <w:p>
+            <w:pPr>
+              <w:adjustRightInd w:val="0"/>
+              <w:snapToGrid w:val="0"/>
+              <w:jc w:val="left"/>
+              <w:rPr>
+                <w:rFonts w:hint="default" w:ascii="Times New Roman" w:hAnsi="Times New Roman" w:eastAsia="微软雅黑" w:cs="Times New Roman"/>
+                <w:b/>
+                <w:kern w:val="0"/>
+                <w:sz w:val="21"/>
+                <w:szCs w:val="21"/>
+              </w:rPr>
+            </w:pPr>
+            <w:r>
+              <w:rPr>
+                <w:rFonts w:hint="default" w:ascii="Times New Roman" w:hAnsi="Times New Roman" w:eastAsia="微软雅黑" w:cs="Times New Roman"/>
+                <w:b/>
+                <w:kern w:val="0"/>
+                <w:sz w:val="21"/>
+                <w:szCs w:val="21"/>
+              </w:rPr>
+              <w:t>判读标准：</w:t>
+            </w:r>
+          </w:p>
+          <w:p>
+            <w:pPr>
+              <w:adjustRightInd w:val="0"/>
+              <w:snapToGrid w:val="0"/>
+              <w:spacing w:line="204" w:lineRule="auto"/>
+              <w:ind w:left="640" w:leftChars="211" w:hanging="176" w:hangingChars="80"/>
+              <w:rPr>
+                <w:rFonts w:hint="eastAsia" w:ascii="Times New Roman" w:hAnsi="Times New Roman" w:eastAsia="微软雅黑" w:cs="Times New Roman"/>
+                <w:lang w:val="en-US" w:eastAsia="zh-CN"/>
+              </w:rPr>
+            </w:pPr>
+          </w:p>
+        </w:tc>
+        <w:tc>
+          <w:tcPr>
+            <w:tcW w:w="8987" w:type="dxa"/>
+            <w:gridSpan w:val="4"/>
+            <w:tcBorders>
+              <w:tl2br w:val="nil"/>
+              <w:tr2bl w:val="nil"/>
+            </w:tcBorders>
+            <w:shd w:val="clear" w:color="auto" w:fill="auto"/>
+            <w:vAlign w:val="center"/>
+          </w:tcPr>
+          <w:p>
+            <w:pPr>
+              <w:adjustRightInd w:val="0"/>
+              <w:snapToGrid w:val="0"/>
+              <w:spacing w:line="204" w:lineRule="auto"/>
+              <w:jc w:val="center"/>
+              <w:rPr>
+                <w:rFonts w:hint="eastAsia" w:eastAsia="宋体"/>
+                <w:lang w:eastAsia="zh-CN"/>
+              </w:rPr>
+            </w:pPr>
+          </w:p>
+          <w:p>
+            <w:pPr>
+              <w:adjustRightInd w:val="0"/>
+              <w:snapToGrid w:val="0"/>
+              <w:spacing w:line="204" w:lineRule="auto"/>
+              <w:jc w:val="center"/>
+              <w:rPr>
+                <w:rFonts w:hint="eastAsia" w:eastAsia="宋体"/>
+                <w:lang w:eastAsia="zh-CN"/>
+              </w:rPr>
+            </w:pPr>
+            <w:r>
+              <w:drawing>
+                <wp:inline distT="0" distB="0" distL="114300" distR="114300">
+                  <wp:extent cx="5238750" cy="1974850"/>
+                  <wp:effectExtent l="0" t="0" r="6350" b="6350"/>
+                  <wp:docPr id="2" name="图片 1"/>
+                  <wp:cNvGraphicFramePr>
+                    <a:graphicFrameLocks xmlns:a="http://schemas.openxmlformats.org/drawingml/2006/main" noChangeAspect="1"/>
+                  </wp:cNvGraphicFramePr>
+                  <a:graphic xmlns:a="http://schemas.openxmlformats.org/drawingml/2006/main">
+                    <a:graphicData uri="http://schemas.openxmlformats.org/drawingml/2006/picture">
+                      <pic:pic xmlns:pic="http://schemas.openxmlformats.org/drawingml/2006/picture">
+                        <pic:nvPicPr>
+                          <pic:cNvPr id="2" name="图片 1"/>
+                          <pic:cNvPicPr>
+                            <a:picLocks noChangeAspect="1"/>
+                          </pic:cNvPicPr>
+                        </pic:nvPicPr>
+                        <pic:blipFill>
+                          <a:blip r:embed="rId14"/>
+                          <a:stretch>
+                            <a:fillRect/>
+                          </a:stretch>
+                        </pic:blipFill>
+                        <pic:spPr>
+                          <a:xfrm>
+                            <a:off x="0" y="0"/>
+                            <a:ext cx="5238750" cy="1974850"/>
+                          </a:xfrm>
+                          <a:prstGeom prst="rect">
+                            <a:avLst/>
+                          </a:prstGeom>
+                          <a:noFill/>
+                          <a:ln>
+                            <a:noFill/>
+                          </a:ln>
+                        </pic:spPr>
+                      </pic:pic>
+                    </a:graphicData>
+                  </a:graphic>
+                </wp:inline>
+              </w:drawing>
+            </w:r>
+          </w:p>
+          <w:p>
+            <w:pPr>
+              <w:adjustRightInd w:val="0"/>
+              <w:snapToGrid w:val="0"/>
+              <w:spacing w:line="204" w:lineRule="auto"/>
+              <w:jc w:val="center"/>
+              <w:rPr>
+                <w:rFonts w:hint="eastAsia" w:ascii="Times New Roman" w:hAnsi="Times New Roman" w:eastAsia="微软雅黑" w:cs="Times New Roman"/>
+                <w:lang w:val="en-US" w:eastAsia="zh-CN"/>
+              </w:rPr>
+            </w:pPr>
+            <w:r>
+              <w:rPr>
+                <w:rFonts w:hint="eastAsia" w:ascii="微软雅黑" w:hAnsi="微软雅黑" w:eastAsia="微软雅黑" w:cs="微软雅黑"/>
+                <w:sz w:val="16"/>
+                <w:szCs w:val="16"/>
+                <w:lang w:val="en-US" w:eastAsia="zh-CN"/>
+              </w:rPr>
+              <w:t>注：来源于胆道恶性肿瘤 HER2 分子诊断与临床应用中国专家共识（2024 版）</w:t>
+            </w:r>
+          </w:p>
+        </w:tc>
+      </w:tr>
+      <w:tr>
+        <w:tblPrEx>
+          <w:tblBorders>
+            <w:top w:val="single" w:color="5A9D46" w:sz="24" w:space="0"/>
+            <w:left w:val="none" w:color="auto" w:sz="0" w:space="0"/>
+            <w:bottom w:val="single" w:color="A4A4A4" w:sz="4" w:space="0"/>
+            <w:right w:val="none" w:color="auto" w:sz="0" w:space="0"/>
+            <w:insideH w:val="single" w:color="A4A4A4" w:sz="4" w:space="0"/>
+            <w:insideV w:val="single" w:color="A4A4A4" w:sz="4" w:space="0"/>
+          </w:tblBorders>
+          <w:tblCellMar>
+            <w:top w:w="0" w:type="dxa"/>
+            <w:left w:w="108" w:type="dxa"/>
+            <w:bottom w:w="0" w:type="dxa"/>
+            <w:right w:w="108" w:type="dxa"/>
+          </w:tblCellMar>
+        </w:tblPrEx>
+        <w:trPr>
+          <w:trHeight w:val="623" w:hRule="atLeast"/>
+          <w:jc w:val="center"/>
+        </w:trPr>
+        <w:tc>
+          <w:tcPr>
+            <w:tcW w:w="10516" w:type="dxa"/>
+            <w:gridSpan w:val="5"/>
+            <w:tcBorders>
+              <w:tl2br w:val="nil"/>
+              <w:tr2bl w:val="nil"/>
+            </w:tcBorders>
+            <w:shd w:val="clear" w:color="auto" w:fill="auto"/>
+            <w:vAlign w:val="center"/>
+          </w:tcPr>
+          <w:p>
+            <w:pPr>
+              <w:adjustRightInd w:val="0"/>
+              <w:snapToGrid w:val="0"/>
+              <w:spacing w:line="204" w:lineRule="auto"/>
+              <w:ind w:firstLine="440" w:firstLineChars="200"/>
+              <w:jc w:val="center"/>
+              <w:rPr>
+                <w:rFonts w:hint="eastAsia" w:ascii="Times New Roman" w:hAnsi="Times New Roman" w:eastAsia="微软雅黑" w:cs="Times New Roman"/>
+                <w:lang w:val="en-US" w:eastAsia="zh-CN"/>
+              </w:rPr>
+            </w:pPr>
+            <w:r>
+              <w:rPr>
+                <w:rFonts w:hint="eastAsia" w:ascii="Times New Roman" w:hAnsi="Times New Roman" w:eastAsia="微软雅黑" w:cs="Times New Roman"/>
+                <w:lang w:val="en-US" w:eastAsia="zh-CN"/>
+              </w:rPr>
+              <w:t xml:space="preserve">{%tr elif her2.interpretation_standard == </w:t>
+            </w:r>
+            <w:r>
+              <w:rPr>
+                <w:rFonts w:hint="default" w:ascii="Times New Roman" w:hAnsi="Times New Roman" w:eastAsia="微软雅黑" w:cs="Times New Roman"/>
+                <w:lang w:val="en-US" w:eastAsia="zh-CN"/>
+              </w:rPr>
+              <w:t>‘</w:t>
+            </w:r>
+            <w:r>
+              <w:rPr>
+                <w:rFonts w:hint="eastAsia" w:ascii="Times New Roman" w:hAnsi="Times New Roman" w:eastAsia="微软雅黑" w:cs="Times New Roman"/>
+                <w:lang w:val="en-US" w:eastAsia="zh-CN"/>
+              </w:rPr>
+              <w:t>食管和食管胃交界处癌</w:t>
+            </w:r>
+            <w:r>
+              <w:rPr>
+                <w:rFonts w:hint="default" w:ascii="Times New Roman" w:hAnsi="Times New Roman" w:eastAsia="微软雅黑" w:cs="Times New Roman"/>
+                <w:lang w:val="en-US" w:eastAsia="zh-CN"/>
+              </w:rPr>
+              <w:t>’</w:t>
+            </w:r>
+            <w:r>
+              <w:rPr>
+                <w:rFonts w:hint="eastAsia" w:ascii="Times New Roman" w:hAnsi="Times New Roman" w:eastAsia="微软雅黑" w:cs="Times New Roman"/>
+                <w:lang w:val="en-US" w:eastAsia="zh-CN"/>
+              </w:rPr>
+              <w:t xml:space="preserve"> %}</w:t>
+            </w:r>
+          </w:p>
+        </w:tc>
+      </w:tr>
+      <w:tr>
+        <w:tblPrEx>
+          <w:tblBorders>
+            <w:top w:val="single" w:color="5A9D46" w:sz="24" w:space="0"/>
+            <w:left w:val="none" w:color="auto" w:sz="0" w:space="0"/>
+            <w:bottom w:val="single" w:color="A4A4A4" w:sz="4" w:space="0"/>
+            <w:right w:val="none" w:color="auto" w:sz="0" w:space="0"/>
+            <w:insideH w:val="single" w:color="A4A4A4" w:sz="4" w:space="0"/>
+            <w:insideV w:val="single" w:color="A4A4A4" w:sz="4" w:space="0"/>
+          </w:tblBorders>
+          <w:tblCellMar>
+            <w:top w:w="0" w:type="dxa"/>
+            <w:left w:w="108" w:type="dxa"/>
+            <w:bottom w:w="0" w:type="dxa"/>
+            <w:right w:w="108" w:type="dxa"/>
+          </w:tblCellMar>
+        </w:tblPrEx>
+        <w:trPr>
+          <w:trHeight w:val="623" w:hRule="atLeast"/>
+          <w:jc w:val="center"/>
+        </w:trPr>
+        <w:tc>
+          <w:tcPr>
+            <w:tcW w:w="1529" w:type="dxa"/>
+            <w:tcBorders>
+              <w:tl2br w:val="nil"/>
+              <w:tr2bl w:val="nil"/>
+            </w:tcBorders>
+            <w:shd w:val="clear" w:color="auto" w:fill="auto"/>
+            <w:vAlign w:val="center"/>
+          </w:tcPr>
+          <w:p>
+            <w:pPr>
+              <w:adjustRightInd w:val="0"/>
+              <w:snapToGrid w:val="0"/>
+              <w:rPr>
+                <w:rFonts w:hint="default" w:ascii="Times New Roman" w:hAnsi="Times New Roman" w:eastAsia="微软雅黑" w:cs="Times New Roman"/>
+                <w:b/>
+                <w:kern w:val="0"/>
+                <w:sz w:val="21"/>
+                <w:szCs w:val="21"/>
+              </w:rPr>
+            </w:pPr>
+            <w:r>
+              <w:rPr>
+                <w:rFonts w:hint="default" w:ascii="Times New Roman" w:hAnsi="Times New Roman" w:eastAsia="微软雅黑" w:cs="Times New Roman"/>
+                <w:b/>
+                <w:kern w:val="0"/>
+                <w:sz w:val="21"/>
+                <w:szCs w:val="21"/>
+              </w:rPr>
+              <w:t>判读标准：</w:t>
+            </w:r>
+          </w:p>
+          <w:p>
+            <w:pPr>
+              <w:adjustRightInd w:val="0"/>
+              <w:snapToGrid w:val="0"/>
+              <w:spacing w:line="204" w:lineRule="auto"/>
+              <w:ind w:firstLine="440" w:firstLineChars="200"/>
+              <w:jc w:val="center"/>
+              <w:rPr>
+                <w:rFonts w:hint="eastAsia" w:ascii="Times New Roman" w:hAnsi="Times New Roman" w:eastAsia="微软雅黑" w:cs="Times New Roman"/>
+                <w:lang w:val="en-US" w:eastAsia="zh-CN"/>
+              </w:rPr>
+            </w:pPr>
+          </w:p>
+        </w:tc>
+        <w:tc>
+          <w:tcPr>
+            <w:tcW w:w="8987" w:type="dxa"/>
+            <w:gridSpan w:val="4"/>
+            <w:tcBorders>
+              <w:tl2br w:val="nil"/>
+              <w:tr2bl w:val="nil"/>
+            </w:tcBorders>
+            <w:shd w:val="clear" w:color="auto" w:fill="auto"/>
+            <w:vAlign w:val="center"/>
+          </w:tcPr>
+          <w:p>
+            <w:pPr>
+              <w:adjustRightInd w:val="0"/>
+              <w:snapToGrid w:val="0"/>
+              <w:spacing w:line="204" w:lineRule="auto"/>
+              <w:ind w:firstLine="440" w:firstLineChars="200"/>
+              <w:jc w:val="center"/>
+            </w:pPr>
+          </w:p>
+          <w:p>
+            <w:pPr>
+              <w:adjustRightInd w:val="0"/>
+              <w:snapToGrid w:val="0"/>
+              <w:spacing w:line="204" w:lineRule="auto"/>
+              <w:ind w:firstLine="440" w:firstLineChars="200"/>
+              <w:jc w:val="center"/>
+            </w:pPr>
+            <w:r>
+              <w:drawing>
+                <wp:inline distT="0" distB="0" distL="114300" distR="114300">
+                  <wp:extent cx="3860800" cy="1409700"/>
+                  <wp:effectExtent l="0" t="0" r="0" b="0"/>
+                  <wp:docPr id="3" name="图片 9"/>
+                  <wp:cNvGraphicFramePr>
+                    <a:graphicFrameLocks xmlns:a="http://schemas.openxmlformats.org/drawingml/2006/main" noChangeAspect="1"/>
+                  </wp:cNvGraphicFramePr>
+                  <a:graphic xmlns:a="http://schemas.openxmlformats.org/drawingml/2006/main">
+                    <a:graphicData uri="http://schemas.openxmlformats.org/drawingml/2006/picture">
+                      <pic:pic xmlns:pic="http://schemas.openxmlformats.org/drawingml/2006/picture">
+                        <pic:nvPicPr>
+                          <pic:cNvPr id="3" name="图片 9"/>
+                          <pic:cNvPicPr>
+                            <a:picLocks noChangeAspect="1"/>
+                          </pic:cNvPicPr>
+                        </pic:nvPicPr>
+                        <pic:blipFill>
+                          <a:blip r:embed="rId15"/>
+                          <a:stretch>
+                            <a:fillRect/>
+                          </a:stretch>
+                        </pic:blipFill>
+                        <pic:spPr>
+                          <a:xfrm>
+                            <a:off x="0" y="0"/>
+                            <a:ext cx="3860800" cy="1409700"/>
+                          </a:xfrm>
+                          <a:prstGeom prst="rect">
+                            <a:avLst/>
+                          </a:prstGeom>
+                          <a:noFill/>
+                          <a:ln>
+                            <a:noFill/>
+                          </a:ln>
+                        </pic:spPr>
+                      </pic:pic>
+                    </a:graphicData>
+                  </a:graphic>
+                </wp:inline>
+              </w:drawing>
+            </w:r>
+          </w:p>
+          <w:p>
+            <w:pPr>
+              <w:adjustRightInd w:val="0"/>
+              <w:snapToGrid w:val="0"/>
+              <w:spacing w:line="204" w:lineRule="auto"/>
+              <w:jc w:val="center"/>
+              <w:rPr>
+                <w:rFonts w:hint="eastAsia" w:ascii="Times New Roman" w:hAnsi="Times New Roman" w:eastAsia="微软雅黑" w:cs="Times New Roman"/>
+                <w:lang w:val="en-US" w:eastAsia="zh-CN"/>
+              </w:rPr>
+            </w:pPr>
+            <w:r>
+              <w:rPr>
+                <w:rFonts w:hint="eastAsia" w:ascii="微软雅黑" w:hAnsi="微软雅黑" w:eastAsia="微软雅黑" w:cs="微软雅黑"/>
+                <w:sz w:val="16"/>
+                <w:szCs w:val="16"/>
+                <w:lang w:val="en-US" w:eastAsia="zh-CN"/>
+              </w:rPr>
+              <w:t>注：Esophageal and Esophagogastric Junction Cancers NCCN 2025.V1</w:t>
+            </w:r>
+            <w:bookmarkStart w:id="13" w:name="_GoBack"/>
+            <w:bookmarkEnd w:id="13"/>
+          </w:p>
+        </w:tc>
+      </w:tr>
+      <w:tr>
+        <w:tblPrEx>
+          <w:tblBorders>
+            <w:top w:val="single" w:color="5A9D46" w:sz="24" w:space="0"/>
+            <w:left w:val="none" w:color="auto" w:sz="0" w:space="0"/>
+            <w:bottom w:val="single" w:color="A4A4A4" w:sz="4" w:space="0"/>
+            <w:right w:val="none" w:color="auto" w:sz="0" w:space="0"/>
+            <w:insideH w:val="single" w:color="A4A4A4" w:sz="4" w:space="0"/>
+            <w:insideV w:val="single" w:color="A4A4A4" w:sz="4" w:space="0"/>
+          </w:tblBorders>
+          <w:tblCellMar>
+            <w:top w:w="0" w:type="dxa"/>
+            <w:left w:w="108" w:type="dxa"/>
+            <w:bottom w:w="0" w:type="dxa"/>
+            <w:right w:w="108" w:type="dxa"/>
+          </w:tblCellMar>
+        </w:tblPrEx>
+        <w:trPr>
+          <w:trHeight w:val="623" w:hRule="atLeast"/>
+          <w:jc w:val="center"/>
+        </w:trPr>
+        <w:tc>
+          <w:tcPr>
+            <w:tcW w:w="10516" w:type="dxa"/>
+            <w:gridSpan w:val="5"/>
+            <w:tcBorders>
+              <w:tl2br w:val="nil"/>
+              <w:tr2bl w:val="nil"/>
+            </w:tcBorders>
+            <w:shd w:val="clear" w:color="auto" w:fill="auto"/>
+            <w:vAlign w:val="center"/>
+          </w:tcPr>
+          <w:p>
+            <w:pPr>
+              <w:adjustRightInd w:val="0"/>
+              <w:snapToGrid w:val="0"/>
+              <w:spacing w:line="204" w:lineRule="auto"/>
+              <w:ind w:firstLine="440" w:firstLineChars="200"/>
+              <w:jc w:val="center"/>
+              <w:rPr>
                 <w:rFonts w:hint="default" w:ascii="Times New Roman" w:hAnsi="Times New Roman" w:eastAsia="微软雅黑" w:cs="Times New Roman"/>
                 <w:color w:val="000000"/>
                 <w:sz w:val="16"/>
@@ -6790,7 +7288,7 @@
                           </pic:cNvPicPr>
                         </pic:nvPicPr>
                         <pic:blipFill>
-                          <a:blip r:embed="rId14"/>
+                          <a:blip r:embed="rId16"/>
                           <a:srcRect r="303"/>
                           <a:stretch>
                             <a:fillRect/>
@@ -6836,7 +7334,7 @@
                 <w:szCs w:val="16"/>
                 <w:lang w:val="en-US" w:eastAsia="zh-CN"/>
               </w:rPr>
-              <w:t>注：来源于胃癌胃镜活检标本HER-2检测中国专家共识（2023版）</w:t>
+              <w:t>注：来源于胃癌胃镜活检标本HER-2检测中国专家共识（2023版）&amp;胃癌HER2检测指南（2016版）</w:t>
             </w:r>
           </w:p>
         </w:tc>
@@ -7033,7 +7531,7 @@
                           </pic:cNvPicPr>
                         </pic:nvPicPr>
                         <pic:blipFill>
-                          <a:blip r:embed="rId15"/>
+                          <a:blip r:embed="rId17"/>
                           <a:stretch>
                             <a:fillRect/>
                           </a:stretch>
@@ -7301,7 +7799,7 @@
                           </pic:cNvPicPr>
                         </pic:nvPicPr>
                         <pic:blipFill>
-                          <a:blip r:embed="rId16"/>
+                          <a:blip r:embed="rId18"/>
                           <a:stretch>
                             <a:fillRect/>
                           </a:stretch>
@@ -7613,7 +8111,6 @@
                 <w:szCs w:val="16"/>
               </w:rPr>
             </w:pPr>
-            <w:bookmarkStart w:id="13" w:name="_GoBack"/>
             <w:r>
               <w:rPr>
                 <w:rFonts w:hint="eastAsia" w:eastAsia="微软雅黑"/>
@@ -7645,7 +8142,7 @@
                           </pic:cNvPicPr>
                         </pic:nvPicPr>
                         <pic:blipFill>
-                          <a:blip r:embed="rId17">
+                          <a:blip r:embed="rId19">
                             <a:clrChange>
                               <a:clrFrom>
                                 <a:srgbClr val="FFFFFF">
@@ -7679,7 +8176,6 @@
                 </wp:anchor>
               </w:drawing>
             </w:r>
-            <w:bookmarkEnd w:id="13"/>
             <w:r>
               <w:rPr>
                 <w:rFonts w:hint="eastAsia" w:ascii="微软雅黑" w:hAnsi="微软雅黑" w:eastAsia="微软雅黑" w:cs="Arial"/>
@@ -12336,7 +12832,7 @@
                     </pic:cNvPicPr>
                   </pic:nvPicPr>
                   <pic:blipFill>
-                    <a:blip r:embed="rId18"/>
+                    <a:blip r:embed="rId20"/>
                     <a:stretch>
                       <a:fillRect/>
                     </a:stretch>
